--- a/docs/fork/evidence/c9/flash/securescan_saas_msa/SecureScan-MSA (redlined).docx
+++ b/docs/fork/evidence/c9/flash/securescan_saas_msa/SecureScan-MSA (redlined).docx
@@ -38,25 +38,25 @@
     </w:p>
     <w:p>
       <w:r>
-        <w:t xml:space="preserve">The Vendor shall use commercially reasonable efforts to make the Services available, but does not warrant uninterrupted or error-free operation. The Vendor may modify or discontinue any </w:t>
+        <w:t xml:space="preserve">The Vendor shall use commercially reasonable efforts to make the Services available, but does not warrant uninterrupted or error-free operation. The Vendor may modify </w:t>
       </w:r>
-      <w:commentRangeStart w:id="13"/>
-      <w:del w:id="25" w:author="LQ.AI Commercial counsel" w:date="2026-06-22T15:08:51Z" w16du:dateUtc="2026-06-22T15:08:51Z">
+      <w:commentRangeStart w:id="16"/>
+      <w:del w:id="30" w:author="LQ.AI Commercial counsel" w:date="2026-06-24T09:12:22Z" w16du:dateUtc="2026-06-24T09:12:22Z">
         <w:r>
-          <w:delText>feature of the Services at any time in its sole discretion.</w:delText>
+          <w:delText>or discontinue any feature of the Services at any time in its sole discretion.</w:delText>
         </w:r>
       </w:del>
-      <w:ins w:id="26" w:author="LQ.AI Commercial counsel" w:date="2026-06-22T15:08:51Z" w16du:dateUtc="2026-06-22T15:08:51Z">
+      <w:ins w:id="31" w:author="LQ.AI Commercial counsel" w:date="2026-06-24T09:12:22Z" w16du:dateUtc="2026-06-24T09:12:22Z">
         <w:r>
-          <w:t>non-material feature of the Services upon thirty (30) days prior written notice to the Customer. The Vendor shall not make any change that materially reduces the core functionality of the Services during the then-current Term.</w:t>
+          <w:t>the Services in its sole discretion, provided that any modification that materially reduces core functionality shall be subject to the Customer's prior written consent, and the Vendor shall not discontinue the Services without ninety (90) days prior written notice to the Customer.</w:t>
         </w:r>
       </w:ins>
-      <w:commentRangeEnd w:id="13"/>
+      <w:commentRangeEnd w:id="16"/>
       <w:r>
         <w:rPr>
           <w:rStyle w:val="CommentReference"/>
         </w:rPr>
-        <w:commentReference w:id="13"/>
+        <w:commentReference w:id="16"/>
       </w:r>
     </w:p>
     <w:p>
@@ -71,44 +71,47 @@
       <w:r>
         <w:t xml:space="preserve">The Customer shall pay all fees set out in the Order Form within thirty (30) days of the invoice date. All fees are </w:t>
       </w:r>
-      <w:commentRangeStart w:id="12"/>
-      <w:del w:id="23" w:author="LQ.AI Commercial counsel" w:date="2026-06-22T15:08:51Z" w16du:dateUtc="2026-06-22T15:08:51Z">
+      <w:commentRangeStart w:id="15"/>
+      <w:del w:id="28" w:author="LQ.AI Commercial counsel" w:date="2026-06-24T09:12:22Z" w16du:dateUtc="2026-06-24T09:12:22Z">
         <w:r>
           <w:delText>non-refundable.</w:delText>
         </w:r>
       </w:del>
-      <w:ins w:id="24" w:author="LQ.AI Commercial counsel" w:date="2026-06-22T15:08:51Z" w16du:dateUtc="2026-06-22T15:08:51Z">
+      <w:ins w:id="29" w:author="LQ.AI Commercial counsel" w:date="2026-06-24T09:12:22Z" w16du:dateUtc="2026-06-24T09:12:22Z">
         <w:r>
-          <w:t>non-refundable except that prepaid fees for any period following the effective date of termination shall be refunded on a pro-rata basis if the Customer terminates this Agreement for convenience or for cause under Section 4.</w:t>
+          <w:t>non-refundable except as expressly provided otherwise in this Agreement.</w:t>
         </w:r>
       </w:ins>
-      <w:commentRangeEnd w:id="12"/>
+      <w:commentRangeEnd w:id="15"/>
       <w:r>
         <w:rPr>
           <w:rStyle w:val="CommentReference"/>
         </w:rPr>
-        <w:commentReference w:id="12"/>
+        <w:commentReference w:id="15"/>
       </w:r>
       <w:r>
         <w:t xml:space="preserve"> The Vendor may increase fees </w:t>
       </w:r>
-      <w:commentRangeStart w:id="11"/>
-      <w:del w:id="21" w:author="LQ.AI Commercial counsel" w:date="2026-06-22T15:08:51Z" w16du:dateUtc="2026-06-22T15:08:51Z">
+      <w:commentRangeStart w:id="14"/>
+      <w:del w:id="26" w:author="LQ.AI Commercial counsel" w:date="2026-06-24T09:12:22Z" w16du:dateUtc="2026-06-24T09:12:22Z">
         <w:r>
-          <w:delText>at any time on thirty (30) days notice.</w:delText>
+          <w:delText>at any time on thirty (30) days</w:delText>
         </w:r>
       </w:del>
-      <w:ins w:id="22" w:author="LQ.AI Commercial counsel" w:date="2026-06-22T15:08:51Z" w16du:dateUtc="2026-06-22T15:08:51Z">
+      <w:ins w:id="27" w:author="LQ.AI Commercial counsel" w:date="2026-06-24T09:12:22Z" w16du:dateUtc="2026-06-24T09:12:22Z">
         <w:r>
-          <w:t>upon any renewal of the Term on at least sixty (60) days prior notice; provided that no fee increase shall apply during the then-current Term.</w:t>
+          <w:t>only upon renewal of the Term, on at least ninety (90) days prior written notice. Any increase exceeding ten percent (10%) of the then-current fees shall entitle the Customer to terminate the Agreement without penalty by notice given within thirty (30) days of the increase</w:t>
         </w:r>
       </w:ins>
-      <w:commentRangeEnd w:id="11"/>
+      <w:commentRangeEnd w:id="14"/>
       <w:r>
         <w:rPr>
           <w:rStyle w:val="CommentReference"/>
         </w:rPr>
-        <w:commentReference w:id="11"/>
+        <w:commentReference w:id="14"/>
+      </w:r>
+      <w:r>
+        <w:t xml:space="preserve"> notice.</w:t>
       </w:r>
     </w:p>
     <w:p>
@@ -121,17 +124,90 @@
     </w:p>
     <w:p>
       <w:r>
-        <w:t xml:space="preserve">This Agreement commences on the Effective Date and continues for an initial term of three (3) years. It shall automatically renew for successive </w:t>
+        <w:t xml:space="preserve">This Agreement commences on the Effective Date and continues for an initial term of three (3) years. It shall automatically renew for successive three (3) year terms unless </w:t>
+      </w:r>
+      <w:commentRangeStart w:id="13"/>
+      <w:del w:id="24" w:author="LQ.AI Commercial counsel" w:date="2026-06-24T09:12:22Z" w16du:dateUtc="2026-06-24T09:12:22Z">
+        <w:r>
+          <w:delText>the Customer gives at least ninety (90)</w:delText>
+        </w:r>
+      </w:del>
+      <w:ins w:id="25" w:author="LQ.AI Commercial counsel" w:date="2026-06-24T09:12:22Z" w16du:dateUtc="2026-06-24T09:12:22Z">
+        <w:r>
+          <w:t>either party gives at least sixty (60)</w:t>
+        </w:r>
+      </w:ins>
+      <w:commentRangeEnd w:id="13"/>
+      <w:r>
+        <w:rPr>
+          <w:rStyle w:val="CommentReference"/>
+        </w:rPr>
+        <w:commentReference w:id="13"/>
+      </w:r>
+      <w:r>
+        <w:t xml:space="preserve"> days written notice before the end of the then-current term. </w:t>
+      </w:r>
+      <w:commentRangeStart w:id="12"/>
+      <w:del w:id="22" w:author="LQ.AI Commercial counsel" w:date="2026-06-24T09:12:22Z" w16du:dateUtc="2026-06-24T09:12:22Z">
+        <w:r>
+          <w:delText>The Customer may not terminate for convenience.</w:delText>
+        </w:r>
+      </w:del>
+      <w:ins w:id="23" w:author="LQ.AI Commercial counsel" w:date="2026-06-24T09:12:22Z" w16du:dateUtc="2026-06-24T09:12:22Z">
+        <w:r>
+          <w:t>Either party may terminate this Agreement for convenience on sixty (60) days prior written notice. In the event of such termination by the Customer, the Vendor shall refund any prepaid fees for the period following the termination date. Either party may also terminate this Agreement immediately on written notice if the other party materially breaches this Agreement and fails to cure such breach within thirty (30) days of receiving written notice thereof.</w:t>
+        </w:r>
+      </w:ins>
+      <w:commentRangeEnd w:id="12"/>
+      <w:r>
+        <w:rPr>
+          <w:rStyle w:val="CommentReference"/>
+        </w:rPr>
+        <w:commentReference w:id="12"/>
+      </w:r>
+    </w:p>
+    <w:p>
+      <w:pPr>
+        <w:pStyle w:val="Heading1"/>
+      </w:pPr>
+      <w:r>
+        <w:t>5. Intellectual Property</w:t>
+      </w:r>
+    </w:p>
+    <w:p>
+      <w:r>
+        <w:t xml:space="preserve">All intellectual property rights in any deliverables, </w:t>
+      </w:r>
+      <w:commentRangeStart w:id="11"/>
+      <w:del w:id="20" w:author="LQ.AI Commercial counsel" w:date="2026-06-24T09:12:22Z" w16du:dateUtc="2026-06-24T09:12:22Z">
+        <w:r>
+          <w:delText>configurations, feedback and work product created under this Agreement shall vest exclusively in the Vendor upon creation.</w:delText>
+        </w:r>
+      </w:del>
+      <w:ins w:id="21" w:author="LQ.AI Commercial counsel" w:date="2026-06-24T09:12:22Z" w16du:dateUtc="2026-06-24T09:12:22Z">
+        <w:r>
+          <w:t>configurations and work product created specifically for the Customer under this Agreement shall vest in the Customer. The Vendor retains all intellectual property rights in its pre-existing materials and any improvements to the Vendor's platform that do not incorporate Customer Data.</w:t>
+        </w:r>
+      </w:ins>
+      <w:commentRangeEnd w:id="11"/>
+      <w:r>
+        <w:rPr>
+          <w:rStyle w:val="CommentReference"/>
+        </w:rPr>
+        <w:commentReference w:id="11"/>
+      </w:r>
+      <w:r>
+        <w:t xml:space="preserve"> The Customer </w:t>
       </w:r>
       <w:commentRangeStart w:id="10"/>
-      <w:del w:id="19" w:author="LQ.AI Commercial counsel" w:date="2026-06-22T15:08:51Z" w16du:dateUtc="2026-06-22T15:08:51Z">
+      <w:del w:id="18" w:author="LQ.AI Commercial counsel" w:date="2026-06-24T09:12:22Z" w16du:dateUtc="2026-06-24T09:12:22Z">
         <w:r>
-          <w:delText>three (3) year terms unless the Customer gives at least ninety (90)</w:delText>
+          <w:delText>assigns to the Vendor all right, title and interest in any feedback it provides.</w:delText>
         </w:r>
       </w:del>
-      <w:ins w:id="20" w:author="LQ.AI Commercial counsel" w:date="2026-06-22T15:08:51Z" w16du:dateUtc="2026-06-22T15:08:51Z">
+      <w:ins w:id="19" w:author="LQ.AI Commercial counsel" w:date="2026-06-24T09:12:22Z" w16du:dateUtc="2026-06-24T09:12:22Z">
         <w:r>
-          <w:t>one (1) year terms unless either party gives at least sixty (60)</w:t>
+          <w:t>grants the Vendor a non-exclusive, perpetual, irrevocable, royalty-free license to use any feedback the Customer provides for the Vendor's business purposes.</w:t>
         </w:r>
       </w:ins>
       <w:commentRangeEnd w:id="10"/>
@@ -141,18 +217,28 @@
         </w:rPr>
         <w:commentReference w:id="10"/>
       </w:r>
+    </w:p>
+    <w:p>
+      <w:pPr>
+        <w:pStyle w:val="Heading1"/>
+      </w:pPr>
       <w:r>
-        <w:t xml:space="preserve"> days written notice before the end of the then-current term. The Customer may </w:t>
+        <w:t>6. Customer Data</w:t>
+      </w:r>
+    </w:p>
+    <w:p>
+      <w:r>
+        <w:t xml:space="preserve">The Customer grants the Vendor a </w:t>
       </w:r>
       <w:commentRangeStart w:id="9"/>
-      <w:del w:id="17" w:author="LQ.AI Commercial counsel" w:date="2026-06-22T15:08:51Z" w16du:dateUtc="2026-06-22T15:08:51Z">
+      <w:del w:id="16" w:author="LQ.AI Commercial counsel" w:date="2026-06-24T09:12:22Z" w16du:dateUtc="2026-06-24T09:12:22Z">
         <w:r>
-          <w:delText>not terminate for convenience.</w:delText>
+          <w:delText>perpetual, irrevocable, worldwide, royalty-free licence to use, reproduce and create derivative works from Customer Data for any purpose, including to improve the Vendor's products and services.</w:delText>
         </w:r>
       </w:del>
-      <w:ins w:id="18" w:author="LQ.AI Commercial counsel" w:date="2026-06-22T15:08:51Z" w16du:dateUtc="2026-06-22T15:08:51Z">
+      <w:ins w:id="17" w:author="LQ.AI Commercial counsel" w:date="2026-06-24T09:12:22Z" w16du:dateUtc="2026-06-24T09:12:22Z">
         <w:r>
-          <w:t>terminate this Agreement for convenience upon sixty (60) days written notice to the Vendor, in which case the Vendor shall refund any prepaid fees for the period following the effective date of termination on a pro-rata basis. Either party may terminate this Agreement if the other party materially breaches this Agreement and fails to cure such breach within thirty (30) days after receiving written notice thereof.</w:t>
+          <w:t>non-exclusive, royalty-free, worldwide licence during the Term to use, reproduce and process Customer Data solely to provide the Services to the Customer. The Vendor shall not use Customer Data for any other purpose, including to improve its products or services, without the Customer's prior written consent.</w:t>
         </w:r>
       </w:ins>
       <w:commentRangeEnd w:id="9"/>
@@ -168,22 +254,19 @@
         <w:pStyle w:val="Heading1"/>
       </w:pPr>
       <w:r>
-        <w:t>5. Intellectual Property</w:t>
+        <w:t>7. Warranties</w:t>
       </w:r>
     </w:p>
     <w:p>
-      <w:r>
-        <w:t xml:space="preserve">All intellectual property rights in any </w:t>
-      </w:r>
       <w:commentRangeStart w:id="8"/>
-      <w:del w:id="15" w:author="LQ.AI Commercial counsel" w:date="2026-06-22T15:08:51Z" w16du:dateUtc="2026-06-22T15:08:51Z">
+      <w:del w:id="14" w:author="LQ.AI Commercial counsel" w:date="2026-06-24T09:12:22Z" w16du:dateUtc="2026-06-24T09:12:22Z">
         <w:r>
-          <w:delText>deliverables, configurations, feedback and work product created under this Agreement shall vest exclusively in the Vendor upon creation.</w:delText>
+          <w:delText>THE SERVICES ARE PROVIDED "AS IS" AND THE VENDOR DISCLAIMS ALL WARRANTIES, WHETHER EXPRESS, IMPLIED OR STATUTORY, INCLUDING ANY WARRANTY OF MERCHANTABILITY, FITNESS FOR A PARTICULAR PURPOSE AND NON-INFRINGEMENT.</w:delText>
         </w:r>
       </w:del>
-      <w:ins w:id="16" w:author="LQ.AI Commercial counsel" w:date="2026-06-22T15:08:51Z" w16du:dateUtc="2026-06-22T15:08:51Z">
+      <w:ins w:id="15" w:author="LQ.AI Commercial counsel" w:date="2026-06-24T09:12:22Z" w16du:dateUtc="2026-06-24T09:12:22Z">
         <w:r>
-          <w:t>work product created by the Vendor under this Agreement shall vest exclusively in the Vendor upon creation. The Customer retains all right, title and interest in any configurations of the Services developed for the Customer's use.</w:t>
+          <w:t>Each party represents and warrants that it has the authority to enter into this Agreement. The Vendor warrants that the Services will perform materially in accordance with this Agreement and the applicable Order Form. EXCEPT AS EXPRESSLY PROVIDED IN THIS SECTION 7, THE SERVICES ARE PROVIDED "AS IS" AND THE VENDOR DISCLAIMS ALL OTHER WARRANTIES, WHETHER EXPRESS, IMPLIED OR STATUTORY, INCLUDING ANY WARRANTY OF MERCHANTABILITY AND FITNESS FOR A PARTICULAR PURPOSE.</w:t>
         </w:r>
       </w:ins>
       <w:commentRangeEnd w:id="8"/>
@@ -193,18 +276,25 @@
         </w:rPr>
         <w:commentReference w:id="8"/>
       </w:r>
+    </w:p>
+    <w:p>
+      <w:pPr>
+        <w:pStyle w:val="Heading1"/>
+      </w:pPr>
       <w:r>
-        <w:t xml:space="preserve"> The Customer </w:t>
+        <w:t>8. Indemnity</w:t>
       </w:r>
+    </w:p>
+    <w:p>
       <w:commentRangeStart w:id="7"/>
-      <w:del w:id="13" w:author="LQ.AI Commercial counsel" w:date="2026-06-22T15:08:51Z" w16du:dateUtc="2026-06-22T15:08:51Z">
+      <w:del w:id="12" w:author="LQ.AI Commercial counsel" w:date="2026-06-24T09:12:22Z" w16du:dateUtc="2026-06-24T09:12:22Z">
         <w:r>
-          <w:delText>assigns to the Vendor all right, title and interest in any feedback it provides.</w:delText>
+          <w:delText>The Customer</w:delText>
         </w:r>
       </w:del>
-      <w:ins w:id="14" w:author="LQ.AI Commercial counsel" w:date="2026-06-22T15:08:51Z" w16du:dateUtc="2026-06-22T15:08:51Z">
+      <w:ins w:id="13" w:author="LQ.AI Commercial counsel" w:date="2026-06-24T09:12:22Z" w16du:dateUtc="2026-06-24T09:12:22Z">
         <w:r>
-          <w:t>grants the Vendor a non-exclusive, perpetual, irrevocable, worldwide, royalty-free licence to use any feedback the Customer may provide.</w:t>
+          <w:t>Each party</w:t>
         </w:r>
       </w:ins>
       <w:commentRangeEnd w:id="7"/>
@@ -214,28 +304,18 @@
         </w:rPr>
         <w:commentReference w:id="7"/>
       </w:r>
-    </w:p>
-    <w:p>
-      <w:pPr>
-        <w:pStyle w:val="Heading1"/>
-      </w:pPr>
       <w:r>
-        <w:t>6. Customer Data</w:t>
-      </w:r>
-    </w:p>
-    <w:p>
-      <w:r>
-        <w:t xml:space="preserve">The Customer grants the Vendor a </w:t>
+        <w:t xml:space="preserve"> shall indemnify, defend and hold harmless the </w:t>
       </w:r>
       <w:commentRangeStart w:id="6"/>
-      <w:del w:id="11" w:author="LQ.AI Commercial counsel" w:date="2026-06-22T15:08:51Z" w16du:dateUtc="2026-06-22T15:08:51Z">
+      <w:del w:id="10" w:author="LQ.AI Commercial counsel" w:date="2026-06-24T09:12:22Z" w16du:dateUtc="2026-06-24T09:12:22Z">
         <w:r>
-          <w:delText>perpetual, irrevocable,</w:delText>
+          <w:delText>Vendor</w:delText>
         </w:r>
       </w:del>
-      <w:ins w:id="12" w:author="LQ.AI Commercial counsel" w:date="2026-06-22T15:08:51Z" w16du:dateUtc="2026-06-22T15:08:51Z">
+      <w:ins w:id="11" w:author="LQ.AI Commercial counsel" w:date="2026-06-24T09:12:22Z" w16du:dateUtc="2026-06-24T09:12:22Z">
         <w:r>
-          <w:t>non-exclusive,</w:t>
+          <w:t>other party</w:t>
         </w:r>
       </w:ins>
       <w:commentRangeEnd w:id="6"/>
@@ -246,17 +326,17 @@
         <w:commentReference w:id="6"/>
       </w:r>
       <w:r>
-        <w:t xml:space="preserve"> worldwide, royalty-free licence to use, reproduce and create derivative works from Customer Data </w:t>
+        <w:t xml:space="preserve"> and its affiliates against any and all claims, losses, damages, liabilities and expenses arising from or in connection with the </w:t>
       </w:r>
       <w:commentRangeStart w:id="5"/>
-      <w:del w:id="9" w:author="LQ.AI Commercial counsel" w:date="2026-06-22T15:08:51Z" w16du:dateUtc="2026-06-22T15:08:51Z">
+      <w:del w:id="8" w:author="LQ.AI Commercial counsel" w:date="2026-06-24T09:12:22Z" w16du:dateUtc="2026-06-24T09:12:22Z">
         <w:r>
-          <w:delText>for any purpose, including to improve the Vendor's products and services.</w:delText>
+          <w:delText>Customer's use of the Services or the Customer Data.</w:delText>
         </w:r>
       </w:del>
-      <w:ins w:id="10" w:author="LQ.AI Commercial counsel" w:date="2026-06-22T15:08:51Z" w16du:dateUtc="2026-06-22T15:08:51Z">
+      <w:ins w:id="9" w:author="LQ.AI Commercial counsel" w:date="2026-06-24T09:12:22Z" w16du:dateUtc="2026-06-24T09:12:22Z">
         <w:r>
-          <w:t>solely to the extent necessary to provide the Services to the Customer during the Term. The Vendor shall not use Customer Data for any other purpose, including to improve the Vendor's products or services, without the Customer's prior written consent.</w:t>
+          <w:t>indemnifying party's breach of this Agreement. The Vendor shall indemnify, defend and hold harmless the Customer against any third-party claim that the Services infringe a third party's intellectual property rights.</w:t>
         </w:r>
       </w:ins>
       <w:commentRangeEnd w:id="5"/>
@@ -272,19 +352,22 @@
         <w:pStyle w:val="Heading1"/>
       </w:pPr>
       <w:r>
-        <w:t>7. Warranties</w:t>
+        <w:t>9. Limitation of Liability</w:t>
       </w:r>
     </w:p>
     <w:p>
+      <w:r>
+        <w:t xml:space="preserve">The Vendor's aggregate liability arising out of or in connection with this Agreement shall not exceed the total fees paid by the Customer in the </w:t>
+      </w:r>
       <w:commentRangeStart w:id="4"/>
-      <w:del w:id="7" w:author="LQ.AI Commercial counsel" w:date="2026-06-22T15:08:51Z" w16du:dateUtc="2026-06-22T15:08:51Z">
+      <w:del w:id="6" w:author="LQ.AI Commercial counsel" w:date="2026-06-24T09:12:22Z" w16du:dateUtc="2026-06-24T09:12:22Z">
         <w:r>
-          <w:delText>THE SERVICES ARE PROVIDED "AS IS" AND THE VENDOR DISCLAIMS ALL WARRANTIES, WHETHER EXPRESS, IMPLIED OR STATUTORY, INCLUDING ANY WARRANTY OF MERCHANTABILITY, FITNESS FOR A PARTICULAR PURPOSE AND NON-INFRINGEMENT.</w:delText>
+          <w:delText>one (1) month</w:delText>
         </w:r>
       </w:del>
-      <w:ins w:id="8" w:author="LQ.AI Commercial counsel" w:date="2026-06-22T15:08:51Z" w16du:dateUtc="2026-06-22T15:08:51Z">
+      <w:ins w:id="7" w:author="LQ.AI Commercial counsel" w:date="2026-06-24T09:12:22Z" w16du:dateUtc="2026-06-24T09:12:22Z">
         <w:r>
-          <w:t>The Vendor warrants that the Services will conform in all material respects to the applicable Documentation during the Term. TO THE FULLEST EXTENT PERMITTED BY LAW, THE SERVICES ARE OTHERWISE PROVIDED "AS IS" AND THE VENDOR DISCLAIMS ALL OTHER WARRANTIES, WHETHER EXPRESS, IMPLIED OR STATUTORY, INCLUDING ANY WARRANTY OF MERCHANTABILITY OR FITNESS FOR A PARTICULAR PURPOSE.</w:t>
+          <w:t>twelve (12) months</w:t>
         </w:r>
       </w:ins>
       <w:commentRangeEnd w:id="4"/>
@@ -294,28 +377,18 @@
         </w:rPr>
         <w:commentReference w:id="4"/>
       </w:r>
-    </w:p>
-    <w:p>
-      <w:pPr>
-        <w:pStyle w:val="Heading1"/>
-      </w:pPr>
       <w:r>
-        <w:t>8. Indemnity</w:t>
-      </w:r>
-    </w:p>
-    <w:p>
-      <w:r>
-        <w:t xml:space="preserve">The Customer shall indemnify, defend and hold harmless the Vendor and its affiliates against any and all claims, losses, damages, liabilities and expenses arising from or in connection with the Customer's </w:t>
+        <w:t xml:space="preserve"> preceding the </w:t>
       </w:r>
       <w:commentRangeStart w:id="3"/>
-      <w:del w:id="5" w:author="LQ.AI Commercial counsel" w:date="2026-06-22T15:08:51Z" w16du:dateUtc="2026-06-22T15:08:51Z">
+      <w:del w:id="4" w:author="LQ.AI Commercial counsel" w:date="2026-06-24T09:12:22Z" w16du:dateUtc="2026-06-24T09:12:22Z">
         <w:r>
-          <w:delText>use of the Services or the Customer Data.</w:delText>
+          <w:delText>claim.</w:delText>
         </w:r>
       </w:del>
-      <w:ins w:id="6" w:author="LQ.AI Commercial counsel" w:date="2026-06-22T15:08:51Z" w16du:dateUtc="2026-06-22T15:08:51Z">
+      <w:ins w:id="5" w:author="LQ.AI Commercial counsel" w:date="2026-06-24T09:12:22Z" w16du:dateUtc="2026-06-24T09:12:22Z">
         <w:r>
-          <w:t>breach of this Agreement or violation of applicable law in connection with its use of the Services. The Vendor shall indemnify, defend and hold harmless the Customer against any claim that the Services infringe any third party's intellectual property rights; provided, that the Vendor shall have no obligation under this Section to the extent the claim arises from the Customer's breach of this Agreement or modification of the Services.</w:t>
+          <w:t>claim; provided that this limitation shall not apply to (i) a party's indemnification obligations under Section 8, (ii) breach of confidentiality obligations, (iii) infringement of the other party's intellectual property rights, or (iv) gross negligence or wilful misconduct. In no event</w:t>
         </w:r>
       </w:ins>
       <w:commentRangeEnd w:id="3"/>
@@ -325,28 +398,18 @@
         </w:rPr>
         <w:commentReference w:id="3"/>
       </w:r>
-    </w:p>
-    <w:p>
-      <w:pPr>
-        <w:pStyle w:val="Heading1"/>
-      </w:pPr>
       <w:r>
-        <w:t>9. Limitation of Liability</w:t>
-      </w:r>
-    </w:p>
-    <w:p>
-      <w:r>
-        <w:t xml:space="preserve">The Vendor's aggregate liability arising out of or in connection with this Agreement shall not exceed the total fees paid by the Customer in the </w:t>
+        <w:t xml:space="preserve"> In no event shall </w:t>
       </w:r>
       <w:commentRangeStart w:id="2"/>
-      <w:del w:id="3" w:author="LQ.AI Commercial counsel" w:date="2026-06-22T15:08:51Z" w16du:dateUtc="2026-06-22T15:08:51Z">
+      <w:del w:id="2" w:author="LQ.AI Commercial counsel" w:date="2026-06-24T09:12:22Z" w16du:dateUtc="2026-06-24T09:12:22Z">
         <w:r>
-          <w:delText>one (1) month preceding the claim.</w:delText>
+          <w:delText>the Vendor</w:delText>
         </w:r>
       </w:del>
-      <w:ins w:id="4" w:author="LQ.AI Commercial counsel" w:date="2026-06-22T15:08:51Z" w16du:dateUtc="2026-06-22T15:08:51Z">
+      <w:ins w:id="3" w:author="LQ.AI Commercial counsel" w:date="2026-06-24T09:12:22Z" w16du:dateUtc="2026-06-24T09:12:22Z">
         <w:r>
-          <w:t>twelve (12) months preceding the claim. This limitation shall not apply to (i) the Vendor's indemnification obligations under Section 8, (ii) the Vendor's breach of confidentiality, (iii) infringement of the Customer's intellectual property rights, or (iv) gross negligence or wilful misconduct of the Vendor.</w:t>
+          <w:t>either party</w:t>
         </w:r>
       </w:ins>
       <w:commentRangeEnd w:id="2"/>
@@ -357,17 +420,12 @@
         <w:commentReference w:id="2"/>
       </w:r>
       <w:r>
-        <w:t xml:space="preserve"> In no event shall </w:t>
+        <w:t xml:space="preserve"> be liable for any indirect, incidental, special or consequential damages, or for any loss of profits, revenue or data, even if advised of the possibility of such damages.</w:t>
       </w:r>
       <w:commentRangeStart w:id="1"/>
-      <w:del w:id="1" w:author="LQ.AI Commercial counsel" w:date="2026-06-22T15:08:51Z" w16du:dateUtc="2026-06-22T15:08:51Z">
+      <w:ins w:id="1" w:author="LQ.AI Commercial counsel" w:date="2026-06-24T09:12:22Z" w16du:dateUtc="2026-06-24T09:12:22Z">
         <w:r>
-          <w:delText>the Vendor be liable for any indirect, incidental, special or consequential damages, or for any loss of profits, revenue or data, even if advised of the possibility of such damages.</w:delText>
-        </w:r>
-      </w:del>
-      <w:ins w:id="2" w:author="LQ.AI Commercial counsel" w:date="2026-06-22T15:08:51Z" w16du:dateUtc="2026-06-22T15:08:51Z">
-        <w:r>
-          <w:t>either party be liable for any indirect, incidental, special or consequential damages, or for any loss of profits, revenue or data, even if advised of the possibility of such damages; provided that this exclusion shall not apply to (i) a party's indemnification obligations under Section 8, (ii) a party's breach of confidentiality, or (iii) a party's infringement of the other party's intellectual property rights.</w:t>
+          <w:t xml:space="preserve"> The exclusions in the preceding sentence shall not apply to (i) a party's indemnification obligations under Section 8, (ii) breach of confidentiality obligations, (iii) infringement of the other party's intellectual property rights, or (iv) gross negligence or wilful misconduct.</w:t>
         </w:r>
       </w:ins>
       <w:commentRangeEnd w:id="1"/>
@@ -403,7 +461,7 @@
 
 <file path=word/comments1.xml><?xml version="1.0" encoding="utf-8"?>
 <w:comments xmlns:w="http://schemas.openxmlformats.org/wordprocessingml/2006/main" xmlns:w14="http://schemas.microsoft.com/office/word/2010/wordml" xmlns:w15="http://schemas.microsoft.com/office/word/2012/wordml" xmlns:w16cid="http://schemas.microsoft.com/office/word/2016/wordml/cid" xmlns:w16cex="http://schemas.microsoft.com/office/word/2018/wordml/cex" xmlns:mc="http://schemas.openxmlformats.org/markup-compatibility/2006" mc:Ignorable="w14 w15 w16cid w16cex">
-  <w:comment w:id="1" w:author="LQ.AI Commercial counsel" w:date="2026-06-22T15:08:51Z" w:initials="LCC">
+  <w:comment w:id="1" w:author="LQ.AI Commercial counsel" w:date="2026-06-24T09:12:22Z" w:initials="LCC">
     <w:p>
       <w:pPr>
         <w:pStyle w:val="CommentText"/>
@@ -415,11 +473,11 @@
         <w:annotationRef/>
       </w:r>
       <w:r>
-        <w:t>Making the indirect damages exclusion mutual and carving out the same high-risk heads (indemnity, confidentiality, IP infringement) balances the provision — the Customer gets protection where it matters most while accepting the standard exclusion for pure economic loss.</w:t>
+        <w:t>Ensures that the indirect and consequential damages exclusion does not protect the Vendor from the most critical liabilities — indemnity, confidentiality breaches, IP infringement, and gross negligence.</w:t>
       </w:r>
     </w:p>
   </w:comment>
-  <w:comment w:id="2" w:author="LQ.AI Commercial counsel" w:date="2026-06-22T15:08:51Z" w:initials="LCC">
+  <w:comment w:id="2" w:author="LQ.AI Commercial counsel" w:date="2026-06-24T09:12:22Z" w:initials="LCC">
     <w:p>
       <w:pPr>
         <w:pStyle w:val="CommentText"/>
@@ -431,11 +489,11 @@
         <w:annotationRef/>
       </w:r>
       <w:r>
-        <w:t>A one-month fee cap is extremely low and effectively makes the Vendor's obligations illusory. A twelve-month cap is standard, and carving out IP infringement, confidentiality breaches, indemnity obligations, and gross negligence is standard practice.</w:t>
+        <w:t>Makes the indirect and consequential damages exclusion reciprocal rather than one-sided, so both parties equally bear the risk of consequential losses.</w:t>
       </w:r>
     </w:p>
   </w:comment>
-  <w:comment w:id="3" w:author="LQ.AI Commercial counsel" w:date="2026-06-22T15:08:51Z" w:initials="LCC">
+  <w:comment w:id="3" w:author="LQ.AI Commercial counsel" w:date="2026-06-24T09:12:22Z" w:initials="LCC">
     <w:p>
       <w:pPr>
         <w:pStyle w:val="CommentText"/>
@@ -447,11 +505,11 @@
         <w:annotationRef/>
       </w:r>
       <w:r>
-        <w:t>The existing indemnity is entirely one-sided — the Customer indemnifies the Vendor for everything without any reciprocal Vendor indemnity. Making the Customer indemnity narrower (breach/violation of law) and adding a reciprocal Vendor IP indemnity is the minimum balance expected in a SaaS agreement.</w:t>
+        <w:t>Carves out the highest-risk heads of loss — indemnification, confidentiality, IP infringement, and gross negligence — from the liability cap, consistent with standard commercial practice.</w:t>
       </w:r>
     </w:p>
   </w:comment>
-  <w:comment w:id="4" w:author="LQ.AI Commercial counsel" w:date="2026-06-22T15:08:51Z" w:initials="LCC">
+  <w:comment w:id="4" w:author="LQ.AI Commercial counsel" w:date="2026-06-24T09:12:22Z" w:initials="LCC">
     <w:p>
       <w:pPr>
         <w:pStyle w:val="CommentText"/>
@@ -463,11 +521,11 @@
         <w:annotationRef/>
       </w:r>
       <w:r>
-        <w:t>The current 'AS IS' disclaimer includes a disclaimer of non-infringement, which means the Customer has no warranty that the Services don't infringe third-party IP. Adding a conformance-to-documentation warranty and removing non-infringement from the disclaimer are essential customer protections.</w:t>
+        <w:t>One month of fees is an insufficient cap given the contract value and potential loss exposure; twelve months of fees is the market standard for enterprise SaaS agreements.</w:t>
       </w:r>
     </w:p>
   </w:comment>
-  <w:comment w:id="5" w:author="LQ.AI Commercial counsel" w:date="2026-06-22T15:08:51Z" w:initials="LCC">
+  <w:comment w:id="5" w:author="LQ.AI Commercial counsel" w:date="2026-06-24T09:12:22Z" w:initials="LCC">
     <w:p>
       <w:pPr>
         <w:pStyle w:val="CommentText"/>
@@ -479,11 +537,11 @@
         <w:annotationRef/>
       </w:r>
       <w:r>
-        <w:t>The original 'any purpose' language allows the Vendor to commercially exploit Customer Data indefinitely. Restricting the licence to service delivery only is a fundamental customer protection.</w:t>
+        <w:t>Narrows the indemnity trigger to the indemnifying party's own breach and adds a reciprocal Vendor IP infringement indemnity, which is a critical protection for any SaaS customer.</w:t>
       </w:r>
     </w:p>
   </w:comment>
-  <w:comment w:id="6" w:author="LQ.AI Commercial counsel" w:date="2026-06-22T15:08:51Z" w:initials="LCC">
+  <w:comment w:id="6" w:author="LQ.AI Commercial counsel" w:date="2026-06-24T09:12:22Z" w:initials="LCC">
     <w:p>
       <w:pPr>
         <w:pStyle w:val="CommentText"/>
@@ -495,11 +553,11 @@
         <w:annotationRef/>
       </w:r>
       <w:r>
-        <w:t>Surgical change replacing a perpetual, irrevocable data licence with a non-exclusive licence, which is the standard form in customer-oriented SaaS agreements.</w:t>
+        <w:t>Reflects the reciprocal structure of the indemnity by changing the protected party from Vendor-only to the other party, completing the mutualisation.</w:t>
       </w:r>
     </w:p>
   </w:comment>
-  <w:comment w:id="7" w:author="LQ.AI Commercial counsel" w:date="2026-06-22T15:08:51Z" w:initials="LCC">
+  <w:comment w:id="7" w:author="LQ.AI Commercial counsel" w:date="2026-06-24T09:12:22Z" w:initials="LCC">
     <w:p>
       <w:pPr>
         <w:pStyle w:val="CommentText"/>
@@ -511,11 +569,11 @@
         <w:annotationRef/>
       </w:r>
       <w:r>
-        <w:t>An outright assignment of all feedback is overly broad and could capture patentable inventions. A non-exclusive licence is the standard compromise that still gives the Vendor full freedom to use feedback.</w:t>
+        <w:t>Mutualises the one-sided indemnity so that each party bears responsibility for losses caused by its own breach rather than placing all risk on the Customer alone.</w:t>
       </w:r>
     </w:p>
   </w:comment>
-  <w:comment w:id="8" w:author="LQ.AI Commercial counsel" w:date="2026-06-22T15:08:51Z" w:initials="LCC">
+  <w:comment w:id="8" w:author="LQ.AI Commercial counsel" w:date="2026-06-24T09:12:22Z" w:initials="LCC">
     <w:p>
       <w:pPr>
         <w:pStyle w:val="CommentText"/>
@@ -527,11 +585,11 @@
         <w:annotationRef/>
       </w:r>
       <w:r>
-        <w:t>The original clause gives the Vendor all IP in Customer-specific configurations and deliverables, meaning the Customer cannot use its own configurations if it leaves the Vendor. Customer-owned configurations are standard.</w:t>
+        <w:t>Adds fundamental mutual authority-to-contract warranties and a Vendor service-conformance warranty; removes non-infringement from the disclaimer because the Vendor must not disclaim that its own services may infringe third-party rights.</w:t>
       </w:r>
     </w:p>
   </w:comment>
-  <w:comment w:id="9" w:author="LQ.AI Commercial counsel" w:date="2026-06-22T15:08:51Z" w:initials="LCC">
+  <w:comment w:id="9" w:author="LQ.AI Commercial counsel" w:date="2026-06-24T09:12:22Z" w:initials="LCC">
     <w:p>
       <w:pPr>
         <w:pStyle w:val="CommentText"/>
@@ -543,11 +601,11 @@
         <w:annotationRef/>
       </w:r>
       <w:r>
-        <w:t>The absolute prohibition on termination for convenience is unusual and overly restrictive. Adding both convenience termination (with pro-rata refund) and mutual termination for material breach are standard protections.</w:t>
+        <w:t>Limits Vendor's use of Customer Data strictly to providing the Services; removes the perpetual term and unrestricted data-use and product-improvement rights that would give Vendor a permanent, unlimited asset from Customer's data.</w:t>
       </w:r>
     </w:p>
   </w:comment>
-  <w:comment w:id="10" w:author="LQ.AI Commercial counsel" w:date="2026-06-22T15:08:51Z" w:initials="LCC">
+  <w:comment w:id="10" w:author="LQ.AI Commercial counsel" w:date="2026-06-24T09:12:22Z" w:initials="LCC">
     <w:p>
       <w:pPr>
         <w:pStyle w:val="CommentText"/>
@@ -559,11 +617,11 @@
         <w:annotationRef/>
       </w:r>
       <w:r>
-        <w:t>Three-year auto-renewal with a 90-day opt-out window is an unusually long lock-in. One-year renewals with a 60-day notice window are standard and give the Customer appropriate flexibility.</w:t>
+        <w:t>Converts an outright assignment of Customer's intellectual property rights in feedback to a non-exclusive license, preserving Customer's ownership of its own ideas and suggestions. The original sentence is only 16 words and the entire concept (assignment to license) must change; no smaller edit achieves the protection without rewriting the core obligation.</w:t>
       </w:r>
     </w:p>
   </w:comment>
-  <w:comment w:id="11" w:author="LQ.AI Commercial counsel" w:date="2026-06-22T15:08:51Z" w:initials="LCC">
+  <w:comment w:id="11" w:author="LQ.AI Commercial counsel" w:date="2026-06-24T09:12:22Z" w:initials="LCC">
     <w:p>
       <w:pPr>
         <w:pStyle w:val="CommentText"/>
@@ -575,11 +633,11 @@
         <w:annotationRef/>
       </w:r>
       <w:r>
-        <w:t>Unilateral mid-term fee increases with only 30 days notice expose the Customer to unpredictable cost increases. Locking pricing for the current term and limiting increases to renewal time is standard in customer-favourable SaaS agreements.</w:t>
+        <w:t>Protects Customer's ownership of custom work product and configurations it pays for, and prevents Customer Data from being absorbed into Vendor's platform intellectual property.</w:t>
       </w:r>
     </w:p>
   </w:comment>
-  <w:comment w:id="12" w:author="LQ.AI Commercial counsel" w:date="2026-06-22T15:08:51Z" w:initials="LCC">
+  <w:comment w:id="12" w:author="LQ.AI Commercial counsel" w:date="2026-06-24T09:12:22Z" w:initials="LCC">
     <w:p>
       <w:pPr>
         <w:pStyle w:val="CommentText"/>
@@ -591,11 +649,11 @@
         <w:annotationRef/>
       </w:r>
       <w:r>
-        <w:t>The blanket 'non-refundable' language means the Customer loses all prepaid fees even if the Vendor breaches. Carving out pro-rata refunds for Customer-initiated termination for cause or convenience is standard.</w:t>
+        <w:t>Adds mutual termination for convenience with a proportionate refund for prepaid fees and mutual termination for material breach with cure period — essential flexibility and protections entirely absent from the original. The original sentence is only 7 words and the entire concept must change; no smaller edit can introduce these protections.</w:t>
       </w:r>
     </w:p>
   </w:comment>
-  <w:comment w:id="13" w:author="LQ.AI Commercial counsel" w:date="2026-06-22T15:08:51Z" w:initials="LCC">
+  <w:comment w:id="13" w:author="LQ.AI Commercial counsel" w:date="2026-06-24T09:12:22Z" w:initials="LCC">
     <w:p>
       <w:pPr>
         <w:pStyle w:val="CommentText"/>
@@ -607,7 +665,55 @@
         <w:annotationRef/>
       </w:r>
       <w:r>
-        <w:t>The current clause gives the Vendor unlimited right to change or remove features without notice, exposing the Customer to service degradation without recourse. A notice period and a material-change restriction are standard in balanced SaaS agreements.</w:t>
+        <w:t>Converts the one-sided Customer-only opt-out to a mutual notice right and shortens the notice period to the market-standard sixty days.</w:t>
+      </w:r>
+    </w:p>
+  </w:comment>
+  <w:comment w:id="14" w:author="LQ.AI Commercial counsel" w:date="2026-06-24T09:12:22Z" w:initials="LCC">
+    <w:p>
+      <w:pPr>
+        <w:pStyle w:val="CommentText"/>
+      </w:pPr>
+      <w:r>
+        <w:rPr>
+          <w:rStyle w:val="CommentReference"/>
+        </w:rPr>
+        <w:annotationRef/>
+      </w:r>
+      <w:r>
+        <w:t>Prevents the Vendor from raising prices mid-term, which would trap the Customer in a multi-year commitment at unpredictable rates, and gives the Customer a termination right if increases are excessive.</w:t>
+      </w:r>
+    </w:p>
+  </w:comment>
+  <w:comment w:id="15" w:author="LQ.AI Commercial counsel" w:date="2026-06-24T09:12:22Z" w:initials="LCC">
+    <w:p>
+      <w:pPr>
+        <w:pStyle w:val="CommentText"/>
+      </w:pPr>
+      <w:r>
+        <w:rPr>
+          <w:rStyle w:val="CommentReference"/>
+        </w:rPr>
+        <w:annotationRef/>
+      </w:r>
+      <w:r>
+        <w:t>Preserves Customer's right to obtain refunds in circumstances where the Vendor breaches the Agreement or discontinues the Services, rather than having all fees irreversibly forfeited.</w:t>
+      </w:r>
+    </w:p>
+  </w:comment>
+  <w:comment w:id="16" w:author="LQ.AI Commercial counsel" w:date="2026-06-24T09:12:22Z" w:initials="LCC">
+    <w:p>
+      <w:pPr>
+        <w:pStyle w:val="CommentText"/>
+      </w:pPr>
+      <w:r>
+        <w:rPr>
+          <w:rStyle w:val="CommentReference"/>
+        </w:rPr>
+        <w:annotationRef/>
+      </w:r>
+      <w:r>
+        <w:t>Prevents Vendor from unilaterally discontinuing the Services or materially reducing core functionality without Customer consent and adequate advance notice, protecting the Customer's business operations.</w:t>
       </w:r>
     </w:p>
   </w:comment>
@@ -616,55 +722,64 @@
 
 <file path=word/commentsExtended1.xml><?xml version="1.0" encoding="utf-8"?>
 <w15:commentsEx xmlns:w15="http://schemas.microsoft.com/office/word/2012/wordml">
-  <w15:commentEx w15:paraId="2F366CC5" w15:done="0"/>
-  <w15:commentEx w15:paraId="AFEFEB4D" w15:done="0"/>
-  <w15:commentEx w15:paraId="12C3EC71" w15:done="0"/>
-  <w15:commentEx w15:paraId="B99A17B4" w15:done="0"/>
-  <w15:commentEx w15:paraId="A8826DBF" w15:done="0"/>
-  <w15:commentEx w15:paraId="067C0519" w15:done="0"/>
-  <w15:commentEx w15:paraId="42BB48C9" w15:done="0"/>
-  <w15:commentEx w15:paraId="ED4D6187" w15:done="0"/>
-  <w15:commentEx w15:paraId="6D3179CB" w15:done="0"/>
-  <w15:commentEx w15:paraId="EF86C5D6" w15:done="0"/>
-  <w15:commentEx w15:paraId="F0326A79" w15:done="0"/>
-  <w15:commentEx w15:paraId="1D2381F1" w15:done="0"/>
-  <w15:commentEx w15:paraId="13BBE119" w15:done="0"/>
+  <w15:commentEx w15:paraId="8CE1EC2C" w15:done="0"/>
+  <w15:commentEx w15:paraId="07C3A65F" w15:done="0"/>
+  <w15:commentEx w15:paraId="C03E88CF" w15:done="0"/>
+  <w15:commentEx w15:paraId="44365C33" w15:done="0"/>
+  <w15:commentEx w15:paraId="13892142" w15:done="0"/>
+  <w15:commentEx w15:paraId="8CCBBFEA" w15:done="0"/>
+  <w15:commentEx w15:paraId="4E38C209" w15:done="0"/>
+  <w15:commentEx w15:paraId="240FA580" w15:done="0"/>
+  <w15:commentEx w15:paraId="282EDF79" w15:done="0"/>
+  <w15:commentEx w15:paraId="DD827BCA" w15:done="0"/>
+  <w15:commentEx w15:paraId="1716BCAB" w15:done="0"/>
+  <w15:commentEx w15:paraId="12B7D2CF" w15:done="0"/>
+  <w15:commentEx w15:paraId="63C421BA" w15:done="0"/>
+  <w15:commentEx w15:paraId="B69FB7FA" w15:done="0"/>
+  <w15:commentEx w15:paraId="C279DD3F" w15:done="0"/>
+  <w15:commentEx w15:paraId="E8A6CB90" w15:done="0"/>
 </w15:commentsEx>
 </file>
 
 <file path=word/commentsExtensible1.xml><?xml version="1.0" encoding="utf-8"?>
 <w16cex:commentsExtensible xmlns:w16cex="http://schemas.microsoft.com/office/word/2018/wordml/cex">
-  <w16cex:commentExtensible w16cex:durableId="18E3A8E8" w16cex:dateUtc="2026-06-22T15:08:51Z"/>
-  <w16cex:commentExtensible w16cex:durableId="BCCA4359" w16cex:dateUtc="2026-06-22T15:08:51Z"/>
-  <w16cex:commentExtensible w16cex:durableId="7AE2917A" w16cex:dateUtc="2026-06-22T15:08:51Z"/>
-  <w16cex:commentExtensible w16cex:durableId="6ED7991F" w16cex:dateUtc="2026-06-22T15:08:51Z"/>
-  <w16cex:commentExtensible w16cex:durableId="567BFDA1" w16cex:dateUtc="2026-06-22T15:08:51Z"/>
-  <w16cex:commentExtensible w16cex:durableId="CE4185B0" w16cex:dateUtc="2026-06-22T15:08:51Z"/>
-  <w16cex:commentExtensible w16cex:durableId="09E5DDDE" w16cex:dateUtc="2026-06-22T15:08:51Z"/>
-  <w16cex:commentExtensible w16cex:durableId="315D99AC" w16cex:dateUtc="2026-06-22T15:08:51Z"/>
-  <w16cex:commentExtensible w16cex:durableId="F3A6EE21" w16cex:dateUtc="2026-06-22T15:08:51Z"/>
-  <w16cex:commentExtensible w16cex:durableId="41FD2344" w16cex:dateUtc="2026-06-22T15:08:51Z"/>
-  <w16cex:commentExtensible w16cex:durableId="21F3E358" w16cex:dateUtc="2026-06-22T15:08:51Z"/>
-  <w16cex:commentExtensible w16cex:durableId="25CDB16A" w16cex:dateUtc="2026-06-22T15:08:51Z"/>
-  <w16cex:commentExtensible w16cex:durableId="479E7C2F" w16cex:dateUtc="2026-06-22T15:08:51Z"/>
+  <w16cex:commentExtensible w16cex:durableId="F3445017" w16cex:dateUtc="2026-06-24T09:12:22Z"/>
+  <w16cex:commentExtensible w16cex:durableId="231AE635" w16cex:dateUtc="2026-06-24T09:12:22Z"/>
+  <w16cex:commentExtensible w16cex:durableId="59011725" w16cex:dateUtc="2026-06-24T09:12:22Z"/>
+  <w16cex:commentExtensible w16cex:durableId="9C658089" w16cex:dateUtc="2026-06-24T09:12:22Z"/>
+  <w16cex:commentExtensible w16cex:durableId="F584E019" w16cex:dateUtc="2026-06-24T09:12:22Z"/>
+  <w16cex:commentExtensible w16cex:durableId="643305D4" w16cex:dateUtc="2026-06-24T09:12:22Z"/>
+  <w16cex:commentExtensible w16cex:durableId="03FD4D66" w16cex:dateUtc="2026-06-24T09:12:22Z"/>
+  <w16cex:commentExtensible w16cex:durableId="60EBF724" w16cex:dateUtc="2026-06-24T09:12:22Z"/>
+  <w16cex:commentExtensible w16cex:durableId="20D20519" w16cex:dateUtc="2026-06-24T09:12:22Z"/>
+  <w16cex:commentExtensible w16cex:durableId="5CD928A5" w16cex:dateUtc="2026-06-24T09:12:22Z"/>
+  <w16cex:commentExtensible w16cex:durableId="E0E91C41" w16cex:dateUtc="2026-06-24T09:12:22Z"/>
+  <w16cex:commentExtensible w16cex:durableId="9E26A3E2" w16cex:dateUtc="2026-06-24T09:12:22Z"/>
+  <w16cex:commentExtensible w16cex:durableId="386A5E0E" w16cex:dateUtc="2026-06-24T09:12:22Z"/>
+  <w16cex:commentExtensible w16cex:durableId="266E49AB" w16cex:dateUtc="2026-06-24T09:12:22Z"/>
+  <w16cex:commentExtensible w16cex:durableId="EAD9C855" w16cex:dateUtc="2026-06-24T09:12:22Z"/>
+  <w16cex:commentExtensible w16cex:durableId="FC705780" w16cex:dateUtc="2026-06-24T09:12:22Z"/>
 </w16cex:commentsExtensible>
 </file>
 
 <file path=word/commentsIds1.xml><?xml version="1.0" encoding="utf-8"?>
 <w16cid:commentsIds xmlns:w16cid="http://schemas.microsoft.com/office/word/2016/wordml/cid">
-  <w16cid:commentId w16cid:paraId="2F366CC5" w16cid:durableId="18E3A8E8"/>
-  <w16cid:commentId w16cid:paraId="AFEFEB4D" w16cid:durableId="BCCA4359"/>
-  <w16cid:commentId w16cid:paraId="12C3EC71" w16cid:durableId="7AE2917A"/>
-  <w16cid:commentId w16cid:paraId="B99A17B4" w16cid:durableId="6ED7991F"/>
-  <w16cid:commentId w16cid:paraId="A8826DBF" w16cid:durableId="567BFDA1"/>
-  <w16cid:commentId w16cid:paraId="067C0519" w16cid:durableId="CE4185B0"/>
-  <w16cid:commentId w16cid:paraId="42BB48C9" w16cid:durableId="09E5DDDE"/>
-  <w16cid:commentId w16cid:paraId="ED4D6187" w16cid:durableId="315D99AC"/>
-  <w16cid:commentId w16cid:paraId="6D3179CB" w16cid:durableId="F3A6EE21"/>
-  <w16cid:commentId w16cid:paraId="EF86C5D6" w16cid:durableId="41FD2344"/>
-  <w16cid:commentId w16cid:paraId="F0326A79" w16cid:durableId="21F3E358"/>
-  <w16cid:commentId w16cid:paraId="1D2381F1" w16cid:durableId="25CDB16A"/>
-  <w16cid:commentId w16cid:paraId="13BBE119" w16cid:durableId="479E7C2F"/>
+  <w16cid:commentId w16cid:paraId="8CE1EC2C" w16cid:durableId="F3445017"/>
+  <w16cid:commentId w16cid:paraId="07C3A65F" w16cid:durableId="231AE635"/>
+  <w16cid:commentId w16cid:paraId="C03E88CF" w16cid:durableId="59011725"/>
+  <w16cid:commentId w16cid:paraId="44365C33" w16cid:durableId="9C658089"/>
+  <w16cid:commentId w16cid:paraId="13892142" w16cid:durableId="F584E019"/>
+  <w16cid:commentId w16cid:paraId="8CCBBFEA" w16cid:durableId="643305D4"/>
+  <w16cid:commentId w16cid:paraId="4E38C209" w16cid:durableId="03FD4D66"/>
+  <w16cid:commentId w16cid:paraId="240FA580" w16cid:durableId="60EBF724"/>
+  <w16cid:commentId w16cid:paraId="282EDF79" w16cid:durableId="20D20519"/>
+  <w16cid:commentId w16cid:paraId="DD827BCA" w16cid:durableId="5CD928A5"/>
+  <w16cid:commentId w16cid:paraId="1716BCAB" w16cid:durableId="E0E91C41"/>
+  <w16cid:commentId w16cid:paraId="12B7D2CF" w16cid:durableId="9E26A3E2"/>
+  <w16cid:commentId w16cid:paraId="63C421BA" w16cid:durableId="386A5E0E"/>
+  <w16cid:commentId w16cid:paraId="B69FB7FA" w16cid:durableId="266E49AB"/>
+  <w16cid:commentId w16cid:paraId="C279DD3F" w16cid:durableId="EAD9C855"/>
+  <w16cid:commentId w16cid:paraId="E8A6CB90" w16cid:durableId="FC705780"/>
 </w16cid:commentsIds>
 </file>
 

--- a/docs/fork/evidence/c9/flash/securescan_saas_msa/SecureScan-MSA (redlined).docx
+++ b/docs/fork/evidence/c9/flash/securescan_saas_msa/SecureScan-MSA (redlined).docx
@@ -38,25 +38,7 @@
     </w:p>
     <w:p>
       <w:r>
-        <w:t xml:space="preserve">The Vendor shall use commercially reasonable efforts to make the Services available, but does not warrant uninterrupted or error-free operation. The Vendor may modify </w:t>
-      </w:r>
-      <w:commentRangeStart w:id="16"/>
-      <w:del w:id="30" w:author="LQ.AI Commercial counsel" w:date="2026-06-24T09:12:22Z" w16du:dateUtc="2026-06-24T09:12:22Z">
-        <w:r>
-          <w:delText>or discontinue any feature of the Services at any time in its sole discretion.</w:delText>
-        </w:r>
-      </w:del>
-      <w:ins w:id="31" w:author="LQ.AI Commercial counsel" w:date="2026-06-24T09:12:22Z" w16du:dateUtc="2026-06-24T09:12:22Z">
-        <w:r>
-          <w:t>the Services in its sole discretion, provided that any modification that materially reduces core functionality shall be subject to the Customer's prior written consent, and the Vendor shall not discontinue the Services without ninety (90) days prior written notice to the Customer.</w:t>
-        </w:r>
-      </w:ins>
-      <w:commentRangeEnd w:id="16"/>
-      <w:r>
-        <w:rPr>
-          <w:rStyle w:val="CommentReference"/>
-        </w:rPr>
-        <w:commentReference w:id="16"/>
+        <w:t>The Vendor shall use commercially reasonable efforts to make the Services available, but does not warrant uninterrupted or error-free operation. The Vendor may modify or discontinue any feature of the Services at any time in its sole discretion.</w:t>
       </w:r>
     </w:p>
     <w:p>
@@ -69,49 +51,70 @@
     </w:p>
     <w:p>
       <w:r>
-        <w:t xml:space="preserve">The Customer shall pay all fees set out in the Order Form within thirty (30) days of the invoice date. All fees are </w:t>
+        <w:t>The Customer shall pay all fees set out in the Order Form within thirty (30) days of the invoice date. All fees are non-refundable</w:t>
       </w:r>
-      <w:commentRangeStart w:id="15"/>
-      <w:del w:id="28" w:author="LQ.AI Commercial counsel" w:date="2026-06-24T09:12:22Z" w16du:dateUtc="2026-06-24T09:12:22Z">
+      <w:commentRangeStart w:id="11"/>
+      <w:ins w:id="61" w:author="LQ.AI Commercial counsel" w:date="2026-06-24T13:07:46Z" w16du:dateUtc="2026-06-24T13:07:46Z">
         <w:r>
-          <w:delText>non-refundable.</w:delText>
-        </w:r>
-      </w:del>
-      <w:ins w:id="29" w:author="LQ.AI Commercial counsel" w:date="2026-06-24T09:12:22Z" w16du:dateUtc="2026-06-24T09:12:22Z">
-        <w:r>
-          <w:t>non-refundable except as expressly provided otherwise in this Agreement.</w:t>
+          <w:t>, except that prepaid fees for Services not yet delivered shall be refunded if this Agreement is terminated by the Customer for the Vendor's uncured material breach or by the Vendor without cause</w:t>
         </w:r>
       </w:ins>
-      <w:commentRangeEnd w:id="15"/>
+      <w:commentRangeEnd w:id="11"/>
       <w:r>
         <w:rPr>
           <w:rStyle w:val="CommentReference"/>
         </w:rPr>
-        <w:commentReference w:id="15"/>
+        <w:commentReference w:id="11"/>
       </w:r>
       <w:r>
-        <w:t xml:space="preserve"> The Vendor may increase fees </w:t>
+        <w:t xml:space="preserve">. The Vendor may increase fees </w:t>
       </w:r>
-      <w:commentRangeStart w:id="14"/>
-      <w:del w:id="26" w:author="LQ.AI Commercial counsel" w:date="2026-06-24T09:12:22Z" w16du:dateUtc="2026-06-24T09:12:22Z">
+      <w:commentRangeStart w:id="10"/>
+      <w:del w:id="59" w:author="LQ.AI Commercial counsel" w:date="2026-06-24T13:07:46Z" w16du:dateUtc="2026-06-24T13:07:46Z">
         <w:r>
-          <w:delText>at any time on thirty (30) days</w:delText>
+          <w:delText>at any time on thirty</w:delText>
         </w:r>
       </w:del>
-      <w:ins w:id="27" w:author="LQ.AI Commercial counsel" w:date="2026-06-24T09:12:22Z" w16du:dateUtc="2026-06-24T09:12:22Z">
+      <w:ins w:id="60" w:author="LQ.AI Commercial counsel" w:date="2026-06-24T13:07:46Z" w16du:dateUtc="2026-06-24T13:07:46Z">
         <w:r>
-          <w:t>only upon renewal of the Term, on at least ninety (90) days prior written notice. Any increase exceeding ten percent (10%) of the then-current fees shall entitle the Customer to terminate the Agreement without penalty by notice given within thirty (30) days of the increase</w:t>
+          <w:t>upon renewal of the Agreement, provided that written notice of any increase is given at least sixty</w:t>
         </w:r>
       </w:ins>
-      <w:commentRangeEnd w:id="14"/>
+      <w:commentRangeEnd w:id="10"/>
       <w:r>
         <w:rPr>
           <w:rStyle w:val="CommentReference"/>
         </w:rPr>
-        <w:commentReference w:id="14"/>
+        <w:commentReference w:id="10"/>
       </w:r>
       <w:r>
-        <w:t xml:space="preserve"> notice.</w:t>
+        <w:t xml:space="preserve"> (</w:t>
+      </w:r>
+      <w:del w:id="57" w:author="LQ.AI Commercial counsel" w:date="2026-06-24T13:07:46Z" w16du:dateUtc="2026-06-24T13:07:46Z">
+        <w:r>
+          <w:delText>30</w:delText>
+        </w:r>
+      </w:del>
+      <w:ins w:id="58" w:author="LQ.AI Commercial counsel" w:date="2026-06-24T13:07:46Z" w16du:dateUtc="2026-06-24T13:07:46Z">
+        <w:r>
+          <w:t>60</w:t>
+        </w:r>
+      </w:ins>
+      <w:r>
+        <w:t xml:space="preserve">) days </w:t>
+      </w:r>
+      <w:del w:id="55" w:author="LQ.AI Commercial counsel" w:date="2026-06-24T13:07:46Z" w16du:dateUtc="2026-06-24T13:07:46Z">
+        <w:r>
+          <w:delText>notice</w:delText>
+        </w:r>
+      </w:del>
+      <w:ins w:id="56" w:author="LQ.AI Commercial counsel" w:date="2026-06-24T13:07:46Z" w16du:dateUtc="2026-06-24T13:07:46Z">
+        <w:r>
+          <w:t>before the start of the renewal term; fees shall remain fixed during the then-current term</w:t>
+        </w:r>
+      </w:ins>
+      <w:r>
+        <w:t>.</w:t>
       </w:r>
     </w:p>
     <w:p>
@@ -124,46 +127,88 @@
     </w:p>
     <w:p>
       <w:r>
-        <w:t xml:space="preserve">This Agreement commences on the Effective Date and continues for an initial term of three (3) years. It shall automatically renew for successive three (3) year terms unless </w:t>
+        <w:t xml:space="preserve">This Agreement commences on the Effective Date and continues for an initial term of three (3) years. It shall automatically renew for successive </w:t>
       </w:r>
-      <w:commentRangeStart w:id="13"/>
-      <w:del w:id="24" w:author="LQ.AI Commercial counsel" w:date="2026-06-24T09:12:22Z" w16du:dateUtc="2026-06-24T09:12:22Z">
+      <w:commentRangeStart w:id="9"/>
+      <w:del w:id="53" w:author="LQ.AI Commercial counsel" w:date="2026-06-24T13:07:46Z" w16du:dateUtc="2026-06-24T13:07:46Z">
         <w:r>
-          <w:delText>the Customer gives at least ninety (90)</w:delText>
+          <w:delText>three</w:delText>
         </w:r>
       </w:del>
-      <w:ins w:id="25" w:author="LQ.AI Commercial counsel" w:date="2026-06-24T09:12:22Z" w16du:dateUtc="2026-06-24T09:12:22Z">
+      <w:ins w:id="54" w:author="LQ.AI Commercial counsel" w:date="2026-06-24T13:07:46Z" w16du:dateUtc="2026-06-24T13:07:46Z">
         <w:r>
-          <w:t>either party gives at least sixty (60)</w:t>
+          <w:t>one</w:t>
         </w:r>
       </w:ins>
-      <w:commentRangeEnd w:id="13"/>
+      <w:commentRangeEnd w:id="9"/>
       <w:r>
         <w:rPr>
           <w:rStyle w:val="CommentReference"/>
         </w:rPr>
-        <w:commentReference w:id="13"/>
+        <w:commentReference w:id="9"/>
       </w:r>
       <w:r>
-        <w:t xml:space="preserve"> days written notice before the end of the then-current term. </w:t>
+        <w:t xml:space="preserve"> (</w:t>
       </w:r>
-      <w:commentRangeStart w:id="12"/>
-      <w:del w:id="22" w:author="LQ.AI Commercial counsel" w:date="2026-06-24T09:12:22Z" w16du:dateUtc="2026-06-24T09:12:22Z">
+      <w:del w:id="51" w:author="LQ.AI Commercial counsel" w:date="2026-06-24T13:07:46Z" w16du:dateUtc="2026-06-24T13:07:46Z">
         <w:r>
-          <w:delText>The Customer may not terminate for convenience.</w:delText>
+          <w:delText>3</w:delText>
         </w:r>
       </w:del>
-      <w:ins w:id="23" w:author="LQ.AI Commercial counsel" w:date="2026-06-24T09:12:22Z" w16du:dateUtc="2026-06-24T09:12:22Z">
+      <w:ins w:id="52" w:author="LQ.AI Commercial counsel" w:date="2026-06-24T13:07:46Z" w16du:dateUtc="2026-06-24T13:07:46Z">
         <w:r>
-          <w:t>Either party may terminate this Agreement for convenience on sixty (60) days prior written notice. In the event of such termination by the Customer, the Vendor shall refund any prepaid fees for the period following the termination date. Either party may also terminate this Agreement immediately on written notice if the other party materially breaches this Agreement and fails to cure such breach within thirty (30) days of receiving written notice thereof.</w:t>
+          <w:t>1</w:t>
         </w:r>
       </w:ins>
-      <w:commentRangeEnd w:id="12"/>
+      <w:r>
+        <w:t xml:space="preserve">) year terms unless the Customer gives at least </w:t>
+      </w:r>
+      <w:del w:id="49" w:author="LQ.AI Commercial counsel" w:date="2026-06-24T13:07:46Z" w16du:dateUtc="2026-06-24T13:07:46Z">
+        <w:r>
+          <w:delText>ninety</w:delText>
+        </w:r>
+      </w:del>
+      <w:ins w:id="50" w:author="LQ.AI Commercial counsel" w:date="2026-06-24T13:07:46Z" w16du:dateUtc="2026-06-24T13:07:46Z">
+        <w:r>
+          <w:t>sixty</w:t>
+        </w:r>
+      </w:ins>
+      <w:r>
+        <w:t xml:space="preserve"> (</w:t>
+      </w:r>
+      <w:del w:id="47" w:author="LQ.AI Commercial counsel" w:date="2026-06-24T13:07:46Z" w16du:dateUtc="2026-06-24T13:07:46Z">
+        <w:r>
+          <w:delText>90</w:delText>
+        </w:r>
+      </w:del>
+      <w:ins w:id="48" w:author="LQ.AI Commercial counsel" w:date="2026-06-24T13:07:46Z" w16du:dateUtc="2026-06-24T13:07:46Z">
+        <w:r>
+          <w:t>60</w:t>
+        </w:r>
+      </w:ins>
+      <w:r>
+        <w:t xml:space="preserve">) days written notice before the end of the then-current term. The Customer may </w:t>
+      </w:r>
+      <w:commentRangeStart w:id="8"/>
+      <w:del w:id="45" w:author="LQ.AI Commercial counsel" w:date="2026-06-24T13:07:46Z" w16du:dateUtc="2026-06-24T13:07:46Z">
+        <w:r>
+          <w:delText>not terminate for convenience</w:delText>
+        </w:r>
+      </w:del>
+      <w:ins w:id="46" w:author="LQ.AI Commercial counsel" w:date="2026-06-24T13:07:46Z" w16du:dateUtc="2026-06-24T13:07:46Z">
+        <w:r>
+          <w:t>terminate this Agreement for convenience at any time by providing thirty (30) days written notice to the Vendor, in which case the Customer shall pay all fees accrued through the date of termination. Either party may terminate this Agreement if the other party materially breaches any provision of this Agreement and fails to cure such breach within thirty (30) days of receiving written notice of the breach</w:t>
+        </w:r>
+      </w:ins>
+      <w:commentRangeEnd w:id="8"/>
       <w:r>
         <w:rPr>
           <w:rStyle w:val="CommentReference"/>
         </w:rPr>
-        <w:commentReference w:id="12"/>
+        <w:commentReference w:id="8"/>
+      </w:r>
+      <w:r>
+        <w:t>.</w:t>
       </w:r>
     </w:p>
     <w:p>
@@ -176,46 +221,99 @@
     </w:p>
     <w:p>
       <w:r>
-        <w:t xml:space="preserve">All intellectual property rights in any deliverables, </w:t>
+        <w:t>All intellectual property rights in any deliverables, configurations</w:t>
       </w:r>
-      <w:commentRangeStart w:id="11"/>
-      <w:del w:id="20" w:author="LQ.AI Commercial counsel" w:date="2026-06-24T09:12:22Z" w16du:dateUtc="2026-06-24T09:12:22Z">
+      <w:commentRangeStart w:id="7"/>
+      <w:del w:id="44" w:author="LQ.AI Commercial counsel" w:date="2026-06-24T13:07:46Z" w16du:dateUtc="2026-06-24T13:07:46Z">
         <w:r>
-          <w:delText>configurations, feedback and work product created under this Agreement shall vest exclusively in the Vendor upon creation.</w:delText>
+          <w:delText>, feedback</w:delText>
         </w:r>
       </w:del>
-      <w:ins w:id="21" w:author="LQ.AI Commercial counsel" w:date="2026-06-24T09:12:22Z" w16du:dateUtc="2026-06-24T09:12:22Z">
-        <w:r>
-          <w:t>configurations and work product created specifically for the Customer under this Agreement shall vest in the Customer. The Vendor retains all intellectual property rights in its pre-existing materials and any improvements to the Vendor's platform that do not incorporate Customer Data.</w:t>
-        </w:r>
-      </w:ins>
-      <w:commentRangeEnd w:id="11"/>
+      <w:commentRangeEnd w:id="7"/>
       <w:r>
         <w:rPr>
           <w:rStyle w:val="CommentReference"/>
         </w:rPr>
-        <w:commentReference w:id="11"/>
+        <w:commentReference w:id="7"/>
       </w:r>
       <w:r>
-        <w:t xml:space="preserve"> The Customer </w:t>
+        <w:t xml:space="preserve"> and work product created </w:t>
       </w:r>
-      <w:commentRangeStart w:id="10"/>
-      <w:del w:id="18" w:author="LQ.AI Commercial counsel" w:date="2026-06-24T09:12:22Z" w16du:dateUtc="2026-06-24T09:12:22Z">
+      <w:ins w:id="43" w:author="LQ.AI Commercial counsel" w:date="2026-06-24T13:07:46Z" w16du:dateUtc="2026-06-24T13:07:46Z">
         <w:r>
-          <w:delText>assigns to the Vendor all right, title and interest in any feedback it provides.</w:delText>
+          <w:t xml:space="preserve">by the Vendor specifically for the Customer </w:t>
+        </w:r>
+      </w:ins>
+      <w:r>
+        <w:t xml:space="preserve">under this Agreement shall vest </w:t>
+      </w:r>
+      <w:del w:id="42" w:author="LQ.AI Commercial counsel" w:date="2026-06-24T13:07:46Z" w16du:dateUtc="2026-06-24T13:07:46Z">
+        <w:r>
+          <w:delText xml:space="preserve">exclusively </w:delText>
         </w:r>
       </w:del>
-      <w:ins w:id="19" w:author="LQ.AI Commercial counsel" w:date="2026-06-24T09:12:22Z" w16du:dateUtc="2026-06-24T09:12:22Z">
+      <w:r>
+        <w:t xml:space="preserve">in the </w:t>
+      </w:r>
+      <w:del w:id="40" w:author="LQ.AI Commercial counsel" w:date="2026-06-24T13:07:46Z" w16du:dateUtc="2026-06-24T13:07:46Z">
         <w:r>
-          <w:t>grants the Vendor a non-exclusive, perpetual, irrevocable, royalty-free license to use any feedback the Customer provides for the Vendor's business purposes.</w:t>
+          <w:delText>Vendor</w:delText>
+        </w:r>
+      </w:del>
+      <w:ins w:id="41" w:author="LQ.AI Commercial counsel" w:date="2026-06-24T13:07:46Z" w16du:dateUtc="2026-06-24T13:07:46Z">
+        <w:r>
+          <w:t>Customer</w:t>
         </w:r>
       </w:ins>
-      <w:commentRangeEnd w:id="10"/>
+      <w:r>
+        <w:t xml:space="preserve"> upon </w:t>
+      </w:r>
+      <w:del w:id="38" w:author="LQ.AI Commercial counsel" w:date="2026-06-24T13:07:46Z" w16du:dateUtc="2026-06-24T13:07:46Z">
+        <w:r>
+          <w:delText>creation</w:delText>
+        </w:r>
+      </w:del>
+      <w:ins w:id="39" w:author="LQ.AI Commercial counsel" w:date="2026-06-24T13:07:46Z" w16du:dateUtc="2026-06-24T13:07:46Z">
+        <w:r>
+          <w:t>full payment</w:t>
+        </w:r>
+      </w:ins>
+      <w:r>
+        <w:t xml:space="preserve">. The Customer </w:t>
+      </w:r>
+      <w:commentRangeStart w:id="6"/>
+      <w:del w:id="36" w:author="LQ.AI Commercial counsel" w:date="2026-06-24T13:07:46Z" w16du:dateUtc="2026-06-24T13:07:46Z">
+        <w:r>
+          <w:delText>assigns to</w:delText>
+        </w:r>
+      </w:del>
+      <w:ins w:id="37" w:author="LQ.AI Commercial counsel" w:date="2026-06-24T13:07:46Z" w16du:dateUtc="2026-06-24T13:07:46Z">
+        <w:r>
+          <w:t>grants</w:t>
+        </w:r>
+      </w:ins>
+      <w:commentRangeEnd w:id="6"/>
       <w:r>
         <w:rPr>
           <w:rStyle w:val="CommentReference"/>
         </w:rPr>
-        <w:commentReference w:id="10"/>
+        <w:commentReference w:id="6"/>
+      </w:r>
+      <w:r>
+        <w:t xml:space="preserve"> the Vendor </w:t>
+      </w:r>
+      <w:del w:id="34" w:author="LQ.AI Commercial counsel" w:date="2026-06-24T13:07:46Z" w16du:dateUtc="2026-06-24T13:07:46Z">
+        <w:r>
+          <w:delText>all right, title and interest in any feedback it provides</w:delText>
+        </w:r>
+      </w:del>
+      <w:ins w:id="35" w:author="LQ.AI Commercial counsel" w:date="2026-06-24T13:07:46Z" w16du:dateUtc="2026-06-24T13:07:46Z">
+        <w:r>
+          <w:t>a non-exclusive, worldwide, royalty-free licence to use any feedback the Customer provides solely for the purpose of improving the Services</w:t>
+        </w:r>
+      </w:ins>
+      <w:r>
+        <w:t>.</w:t>
       </w:r>
     </w:p>
     <w:p>
@@ -230,23 +328,73 @@
       <w:r>
         <w:t xml:space="preserve">The Customer grants the Vendor a </w:t>
       </w:r>
-      <w:commentRangeStart w:id="9"/>
-      <w:del w:id="16" w:author="LQ.AI Commercial counsel" w:date="2026-06-24T09:12:22Z" w16du:dateUtc="2026-06-24T09:12:22Z">
+      <w:commentRangeStart w:id="5"/>
+      <w:del w:id="32" w:author="LQ.AI Commercial counsel" w:date="2026-06-24T13:07:46Z" w16du:dateUtc="2026-06-24T13:07:46Z">
         <w:r>
-          <w:delText>perpetual, irrevocable, worldwide, royalty-free licence to use, reproduce and create derivative works from Customer Data for any purpose, including to improve the Vendor's products and services.</w:delText>
+          <w:delText>perpetual, irrevocable</w:delText>
         </w:r>
       </w:del>
-      <w:ins w:id="17" w:author="LQ.AI Commercial counsel" w:date="2026-06-24T09:12:22Z" w16du:dateUtc="2026-06-24T09:12:22Z">
+      <w:ins w:id="33" w:author="LQ.AI Commercial counsel" w:date="2026-06-24T13:07:46Z" w16du:dateUtc="2026-06-24T13:07:46Z">
         <w:r>
-          <w:t>non-exclusive, royalty-free, worldwide licence during the Term to use, reproduce and process Customer Data solely to provide the Services to the Customer. The Vendor shall not use Customer Data for any other purpose, including to improve its products or services, without the Customer's prior written consent.</w:t>
+          <w:t>non-exclusive</w:t>
         </w:r>
       </w:ins>
-      <w:commentRangeEnd w:id="9"/>
+      <w:commentRangeEnd w:id="5"/>
       <w:r>
         <w:rPr>
           <w:rStyle w:val="CommentReference"/>
         </w:rPr>
-        <w:commentReference w:id="9"/>
+        <w:commentReference w:id="5"/>
+      </w:r>
+      <w:r>
+        <w:t>, worldwide, royalty-free licence</w:t>
+      </w:r>
+      <w:ins w:id="31" w:author="LQ.AI Commercial counsel" w:date="2026-06-24T13:07:46Z" w16du:dateUtc="2026-06-24T13:07:46Z">
+        <w:r>
+          <w:t xml:space="preserve"> during the term of this Agreement</w:t>
+        </w:r>
+      </w:ins>
+      <w:r>
+        <w:t xml:space="preserve"> to use, reproduce and create derivative works from Customer Data </w:t>
+      </w:r>
+      <w:del w:id="29" w:author="LQ.AI Commercial counsel" w:date="2026-06-24T13:07:46Z" w16du:dateUtc="2026-06-24T13:07:46Z">
+        <w:r>
+          <w:delText>for any purpose, including</w:delText>
+        </w:r>
+      </w:del>
+      <w:ins w:id="30" w:author="LQ.AI Commercial counsel" w:date="2026-06-24T13:07:46Z" w16du:dateUtc="2026-06-24T13:07:46Z">
+        <w:r>
+          <w:t>solely</w:t>
+        </w:r>
+      </w:ins>
+      <w:r>
+        <w:t xml:space="preserve"> to </w:t>
+      </w:r>
+      <w:del w:id="27" w:author="LQ.AI Commercial counsel" w:date="2026-06-24T13:07:46Z" w16du:dateUtc="2026-06-24T13:07:46Z">
+        <w:r>
+          <w:delText>improve</w:delText>
+        </w:r>
+      </w:del>
+      <w:ins w:id="28" w:author="LQ.AI Commercial counsel" w:date="2026-06-24T13:07:46Z" w16du:dateUtc="2026-06-24T13:07:46Z">
+        <w:r>
+          <w:t>provide</w:t>
+        </w:r>
+      </w:ins>
+      <w:r>
+        <w:t xml:space="preserve"> the </w:t>
+      </w:r>
+      <w:del w:id="25" w:author="LQ.AI Commercial counsel" w:date="2026-06-24T13:07:46Z" w16du:dateUtc="2026-06-24T13:07:46Z">
+        <w:r>
+          <w:delText>Vendor's products and services</w:delText>
+        </w:r>
+      </w:del>
+      <w:ins w:id="26" w:author="LQ.AI Commercial counsel" w:date="2026-06-24T13:07:46Z" w16du:dateUtc="2026-06-24T13:07:46Z">
+        <w:r>
+          <w:t>Services to the Customer</w:t>
+        </w:r>
+      </w:ins>
+      <w:r>
+        <w:t>.</w:t>
       </w:r>
     </w:p>
     <w:p>
@@ -258,23 +406,50 @@
       </w:r>
     </w:p>
     <w:p>
-      <w:commentRangeStart w:id="8"/>
-      <w:del w:id="14" w:author="LQ.AI Commercial counsel" w:date="2026-06-24T09:12:22Z" w16du:dateUtc="2026-06-24T09:12:22Z">
+      <w:commentRangeStart w:id="4"/>
+      <w:ins w:id="24" w:author="LQ.AI Commercial counsel" w:date="2026-06-24T13:07:46Z" w16du:dateUtc="2026-06-24T13:07:46Z">
         <w:r>
-          <w:delText>THE SERVICES ARE PROVIDED "AS IS" AND THE VENDOR DISCLAIMS ALL WARRANTIES, WHETHER EXPRESS, IMPLIED OR STATUTORY, INCLUDING ANY WARRANTY OF MERCHANTABILITY, FITNESS FOR A PARTICULAR PURPOSE AND NON-INFRINGEMENT.</w:delText>
-        </w:r>
-      </w:del>
-      <w:ins w:id="15" w:author="LQ.AI Commercial counsel" w:date="2026-06-24T09:12:22Z" w16du:dateUtc="2026-06-24T09:12:22Z">
-        <w:r>
-          <w:t>Each party represents and warrants that it has the authority to enter into this Agreement. The Vendor warrants that the Services will perform materially in accordance with this Agreement and the applicable Order Form. EXCEPT AS EXPRESSLY PROVIDED IN THIS SECTION 7, THE SERVICES ARE PROVIDED "AS IS" AND THE VENDOR DISCLAIMS ALL OTHER WARRANTIES, WHETHER EXPRESS, IMPLIED OR STATUTORY, INCLUDING ANY WARRANTY OF MERCHANTABILITY AND FITNESS FOR A PARTICULAR PURPOSE.</w:t>
+          <w:t xml:space="preserve">Each party represents and warrants that it has the authority to enter into this Agreement. The Vendor further warrants that the Services will conform in all material respects to their applicable documentation and that the Services do not infringe any third party's intellectual property rights. EXCEPT AS EXPRESSLY STATED IN THIS SECTION, </w:t>
         </w:r>
       </w:ins>
-      <w:commentRangeEnd w:id="8"/>
+      <w:commentRangeEnd w:id="4"/>
       <w:r>
         <w:rPr>
           <w:rStyle w:val="CommentReference"/>
         </w:rPr>
-        <w:commentReference w:id="8"/>
+        <w:commentReference w:id="4"/>
+      </w:r>
+      <w:r>
+        <w:t xml:space="preserve">THE SERVICES ARE PROVIDED "AS IS" AND THE VENDOR DISCLAIMS ALL </w:t>
+      </w:r>
+      <w:ins w:id="23" w:author="LQ.AI Commercial counsel" w:date="2026-06-24T13:07:46Z" w16du:dateUtc="2026-06-24T13:07:46Z">
+        <w:r>
+          <w:t xml:space="preserve">OTHER </w:t>
+        </w:r>
+      </w:ins>
+      <w:r>
+        <w:t>WARRANTIES, WHETHER EXPRESS, IMPLIED OR STATUTORY, INCLUDING ANY WARRANTY OF MERCHANTABILITY</w:t>
+      </w:r>
+      <w:del w:id="21" w:author="LQ.AI Commercial counsel" w:date="2026-06-24T13:07:46Z" w16du:dateUtc="2026-06-24T13:07:46Z">
+        <w:r>
+          <w:delText>,</w:delText>
+        </w:r>
+      </w:del>
+      <w:ins w:id="22" w:author="LQ.AI Commercial counsel" w:date="2026-06-24T13:07:46Z" w16du:dateUtc="2026-06-24T13:07:46Z">
+        <w:r>
+          <w:t xml:space="preserve"> AND</w:t>
+        </w:r>
+      </w:ins>
+      <w:r>
+        <w:t xml:space="preserve"> FITNESS FOR A PARTICULAR PURPOSE</w:t>
+      </w:r>
+      <w:del w:id="20" w:author="LQ.AI Commercial counsel" w:date="2026-06-24T13:07:46Z" w16du:dateUtc="2026-06-24T13:07:46Z">
+        <w:r>
+          <w:delText xml:space="preserve"> AND NON-INFRINGEMENT</w:delText>
+        </w:r>
+      </w:del>
+      <w:r>
+        <w:t>.</w:t>
       </w:r>
     </w:p>
     <w:p>
@@ -286,65 +461,78 @@
       </w:r>
     </w:p>
     <w:p>
-      <w:commentRangeStart w:id="7"/>
-      <w:del w:id="12" w:author="LQ.AI Commercial counsel" w:date="2026-06-24T09:12:22Z" w16du:dateUtc="2026-06-24T09:12:22Z">
+      <w:commentRangeStart w:id="3"/>
+      <w:del w:id="18" w:author="LQ.AI Commercial counsel" w:date="2026-06-24T13:07:46Z" w16du:dateUtc="2026-06-24T13:07:46Z">
         <w:r>
           <w:delText>The Customer</w:delText>
         </w:r>
       </w:del>
-      <w:ins w:id="13" w:author="LQ.AI Commercial counsel" w:date="2026-06-24T09:12:22Z" w16du:dateUtc="2026-06-24T09:12:22Z">
+      <w:ins w:id="19" w:author="LQ.AI Commercial counsel" w:date="2026-06-24T13:07:46Z" w16du:dateUtc="2026-06-24T13:07:46Z">
         <w:r>
           <w:t>Each party</w:t>
         </w:r>
       </w:ins>
-      <w:commentRangeEnd w:id="7"/>
+      <w:commentRangeEnd w:id="3"/>
       <w:r>
         <w:rPr>
           <w:rStyle w:val="CommentReference"/>
         </w:rPr>
-        <w:commentReference w:id="7"/>
+        <w:commentReference w:id="3"/>
       </w:r>
       <w:r>
         <w:t xml:space="preserve"> shall indemnify, defend and hold harmless the </w:t>
       </w:r>
-      <w:commentRangeStart w:id="6"/>
-      <w:del w:id="10" w:author="LQ.AI Commercial counsel" w:date="2026-06-24T09:12:22Z" w16du:dateUtc="2026-06-24T09:12:22Z">
+      <w:del w:id="16" w:author="LQ.AI Commercial counsel" w:date="2026-06-24T13:07:46Z" w16du:dateUtc="2026-06-24T13:07:46Z">
         <w:r>
           <w:delText>Vendor</w:delText>
         </w:r>
       </w:del>
-      <w:ins w:id="11" w:author="LQ.AI Commercial counsel" w:date="2026-06-24T09:12:22Z" w16du:dateUtc="2026-06-24T09:12:22Z">
+      <w:ins w:id="17" w:author="LQ.AI Commercial counsel" w:date="2026-06-24T13:07:46Z" w16du:dateUtc="2026-06-24T13:07:46Z">
         <w:r>
           <w:t>other party</w:t>
         </w:r>
       </w:ins>
-      <w:commentRangeEnd w:id="6"/>
-      <w:r>
-        <w:rPr>
-          <w:rStyle w:val="CommentReference"/>
-        </w:rPr>
-        <w:commentReference w:id="6"/>
-      </w:r>
       <w:r>
         <w:t xml:space="preserve"> and its affiliates against any and all claims, losses, damages, liabilities and expenses arising from or in connection with the </w:t>
       </w:r>
-      <w:commentRangeStart w:id="5"/>
-      <w:del w:id="8" w:author="LQ.AI Commercial counsel" w:date="2026-06-24T09:12:22Z" w16du:dateUtc="2026-06-24T09:12:22Z">
+      <w:del w:id="14" w:author="LQ.AI Commercial counsel" w:date="2026-06-24T13:07:46Z" w16du:dateUtc="2026-06-24T13:07:46Z">
         <w:r>
-          <w:delText>Customer's use of the Services or the Customer Data.</w:delText>
+          <w:delText>Customer</w:delText>
         </w:r>
       </w:del>
-      <w:ins w:id="9" w:author="LQ.AI Commercial counsel" w:date="2026-06-24T09:12:22Z" w16du:dateUtc="2026-06-24T09:12:22Z">
+      <w:ins w:id="15" w:author="LQ.AI Commercial counsel" w:date="2026-06-24T13:07:46Z" w16du:dateUtc="2026-06-24T13:07:46Z">
         <w:r>
-          <w:t>indemnifying party's breach of this Agreement. The Vendor shall indemnify, defend and hold harmless the Customer against any third-party claim that the Services infringe a third party's intellectual property rights.</w:t>
+          <w:t>indemnifying party</w:t>
         </w:r>
       </w:ins>
-      <w:commentRangeEnd w:id="5"/>
       <w:r>
-        <w:rPr>
-          <w:rStyle w:val="CommentReference"/>
-        </w:rPr>
-        <w:commentReference w:id="5"/>
+        <w:t xml:space="preserve">'s </w:t>
+      </w:r>
+      <w:del w:id="12" w:author="LQ.AI Commercial counsel" w:date="2026-06-24T13:07:46Z" w16du:dateUtc="2026-06-24T13:07:46Z">
+        <w:r>
+          <w:delText>use</w:delText>
+        </w:r>
+      </w:del>
+      <w:ins w:id="13" w:author="LQ.AI Commercial counsel" w:date="2026-06-24T13:07:46Z" w16du:dateUtc="2026-06-24T13:07:46Z">
+        <w:r>
+          <w:t>breach</w:t>
+        </w:r>
+      </w:ins>
+      <w:r>
+        <w:t xml:space="preserve"> of </w:t>
+      </w:r>
+      <w:del w:id="10" w:author="LQ.AI Commercial counsel" w:date="2026-06-24T13:07:46Z" w16du:dateUtc="2026-06-24T13:07:46Z">
+        <w:r>
+          <w:delText>the Services or the Customer Data</w:delText>
+        </w:r>
+      </w:del>
+      <w:ins w:id="11" w:author="LQ.AI Commercial counsel" w:date="2026-06-24T13:07:46Z" w16du:dateUtc="2026-06-24T13:07:46Z">
+        <w:r>
+          <w:t>this Agreement. The Vendor shall indemnify, defend and hold harmless the Customer against any claim that the Services infringe any third party's intellectual property rights. The Customer shall indemnify, defend and hold harmless the Vendor against any claim that the Customer Data infringes any third party's intellectual property rights</w:t>
+        </w:r>
+      </w:ins>
+      <w:r>
+        <w:t>.</w:t>
       </w:r>
     </w:p>
     <w:p>
@@ -359,57 +547,15 @@
       <w:r>
         <w:t xml:space="preserve">The Vendor's aggregate liability arising out of or in connection with this Agreement shall not exceed the total fees paid by the Customer in the </w:t>
       </w:r>
-      <w:commentRangeStart w:id="4"/>
-      <w:del w:id="6" w:author="LQ.AI Commercial counsel" w:date="2026-06-24T09:12:22Z" w16du:dateUtc="2026-06-24T09:12:22Z">
+      <w:commentRangeStart w:id="2"/>
+      <w:del w:id="8" w:author="LQ.AI Commercial counsel" w:date="2026-06-24T13:07:46Z" w16du:dateUtc="2026-06-24T13:07:46Z">
         <w:r>
-          <w:delText>one (1) month</w:delText>
+          <w:delText>one</w:delText>
         </w:r>
       </w:del>
-      <w:ins w:id="7" w:author="LQ.AI Commercial counsel" w:date="2026-06-24T09:12:22Z" w16du:dateUtc="2026-06-24T09:12:22Z">
+      <w:ins w:id="9" w:author="LQ.AI Commercial counsel" w:date="2026-06-24T13:07:46Z" w16du:dateUtc="2026-06-24T13:07:46Z">
         <w:r>
-          <w:t>twelve (12) months</w:t>
-        </w:r>
-      </w:ins>
-      <w:commentRangeEnd w:id="4"/>
-      <w:r>
-        <w:rPr>
-          <w:rStyle w:val="CommentReference"/>
-        </w:rPr>
-        <w:commentReference w:id="4"/>
-      </w:r>
-      <w:r>
-        <w:t xml:space="preserve"> preceding the </w:t>
-      </w:r>
-      <w:commentRangeStart w:id="3"/>
-      <w:del w:id="4" w:author="LQ.AI Commercial counsel" w:date="2026-06-24T09:12:22Z" w16du:dateUtc="2026-06-24T09:12:22Z">
-        <w:r>
-          <w:delText>claim.</w:delText>
-        </w:r>
-      </w:del>
-      <w:ins w:id="5" w:author="LQ.AI Commercial counsel" w:date="2026-06-24T09:12:22Z" w16du:dateUtc="2026-06-24T09:12:22Z">
-        <w:r>
-          <w:t>claim; provided that this limitation shall not apply to (i) a party's indemnification obligations under Section 8, (ii) breach of confidentiality obligations, (iii) infringement of the other party's intellectual property rights, or (iv) gross negligence or wilful misconduct. In no event</w:t>
-        </w:r>
-      </w:ins>
-      <w:commentRangeEnd w:id="3"/>
-      <w:r>
-        <w:rPr>
-          <w:rStyle w:val="CommentReference"/>
-        </w:rPr>
-        <w:commentReference w:id="3"/>
-      </w:r>
-      <w:r>
-        <w:t xml:space="preserve"> In no event shall </w:t>
-      </w:r>
-      <w:commentRangeStart w:id="2"/>
-      <w:del w:id="2" w:author="LQ.AI Commercial counsel" w:date="2026-06-24T09:12:22Z" w16du:dateUtc="2026-06-24T09:12:22Z">
-        <w:r>
-          <w:delText>the Vendor</w:delText>
-        </w:r>
-      </w:del>
-      <w:ins w:id="3" w:author="LQ.AI Commercial counsel" w:date="2026-06-24T09:12:22Z" w16du:dateUtc="2026-06-24T09:12:22Z">
-        <w:r>
-          <w:t>either party</w:t>
+          <w:t>twelve</w:t>
         </w:r>
       </w:ins>
       <w:commentRangeEnd w:id="2"/>
@@ -420,12 +566,51 @@
         <w:commentReference w:id="2"/>
       </w:r>
       <w:r>
-        <w:t xml:space="preserve"> be liable for any indirect, incidental, special or consequential damages, or for any loss of profits, revenue or data, even if advised of the possibility of such damages.</w:t>
+        <w:t xml:space="preserve"> (</w:t>
+      </w:r>
+      <w:del w:id="6" w:author="LQ.AI Commercial counsel" w:date="2026-06-24T13:07:46Z" w16du:dateUtc="2026-06-24T13:07:46Z">
+        <w:r>
+          <w:delText>1</w:delText>
+        </w:r>
+      </w:del>
+      <w:ins w:id="7" w:author="LQ.AI Commercial counsel" w:date="2026-06-24T13:07:46Z" w16du:dateUtc="2026-06-24T13:07:46Z">
+        <w:r>
+          <w:t>12</w:t>
+        </w:r>
+      </w:ins>
+      <w:r>
+        <w:t xml:space="preserve">) </w:t>
+      </w:r>
+      <w:del w:id="4" w:author="LQ.AI Commercial counsel" w:date="2026-06-24T13:07:46Z" w16du:dateUtc="2026-06-24T13:07:46Z">
+        <w:r>
+          <w:delText>month</w:delText>
+        </w:r>
+      </w:del>
+      <w:ins w:id="5" w:author="LQ.AI Commercial counsel" w:date="2026-06-24T13:07:46Z" w16du:dateUtc="2026-06-24T13:07:46Z">
+        <w:r>
+          <w:t>months</w:t>
+        </w:r>
+      </w:ins>
+      <w:r>
+        <w:t xml:space="preserve"> preceding the claim</w:t>
+      </w:r>
+      <w:ins w:id="3" w:author="LQ.AI Commercial counsel" w:date="2026-06-24T13:07:46Z" w16du:dateUtc="2026-06-24T13:07:46Z">
+        <w:r>
+          <w:t>; provided that this limitation shall not apply to (i) a party's indemnification obligations under Section 8, (ii) liability for breach of confidentiality, (iii) infringement of the other party's intellectual property rights, or (iv) gross negligence or wilful misconduct</w:t>
+        </w:r>
+      </w:ins>
+      <w:r>
+        <w:t xml:space="preserve">. In no event shall </w:t>
       </w:r>
       <w:commentRangeStart w:id="1"/>
-      <w:ins w:id="1" w:author="LQ.AI Commercial counsel" w:date="2026-06-24T09:12:22Z" w16du:dateUtc="2026-06-24T09:12:22Z">
+      <w:del w:id="1" w:author="LQ.AI Commercial counsel" w:date="2026-06-24T13:07:46Z" w16du:dateUtc="2026-06-24T13:07:46Z">
         <w:r>
-          <w:t xml:space="preserve"> The exclusions in the preceding sentence shall not apply to (i) a party's indemnification obligations under Section 8, (ii) breach of confidentiality obligations, (iii) infringement of the other party's intellectual property rights, or (iv) gross negligence or wilful misconduct.</w:t>
+          <w:delText>the Vendor</w:delText>
+        </w:r>
+      </w:del>
+      <w:ins w:id="2" w:author="LQ.AI Commercial counsel" w:date="2026-06-24T13:07:46Z" w16du:dateUtc="2026-06-24T13:07:46Z">
+        <w:r>
+          <w:t>either party</w:t>
         </w:r>
       </w:ins>
       <w:commentRangeEnd w:id="1"/>
@@ -434,6 +619,9 @@
           <w:rStyle w:val="CommentReference"/>
         </w:rPr>
         <w:commentReference w:id="1"/>
+      </w:r>
+      <w:r>
+        <w:t xml:space="preserve"> be liable for any indirect, incidental, special or consequential damages, or for any loss of profits, revenue or data, even if advised of the possibility of such damages.</w:t>
       </w:r>
     </w:p>
     <w:p>
@@ -461,7 +649,7 @@
 
 <file path=word/comments1.xml><?xml version="1.0" encoding="utf-8"?>
 <w:comments xmlns:w="http://schemas.openxmlformats.org/wordprocessingml/2006/main" xmlns:w14="http://schemas.microsoft.com/office/word/2010/wordml" xmlns:w15="http://schemas.microsoft.com/office/word/2012/wordml" xmlns:w16cid="http://schemas.microsoft.com/office/word/2016/wordml/cid" xmlns:w16cex="http://schemas.microsoft.com/office/word/2018/wordml/cex" xmlns:mc="http://schemas.openxmlformats.org/markup-compatibility/2006" mc:Ignorable="w14 w15 w16cid w16cex">
-  <w:comment w:id="1" w:author="LQ.AI Commercial counsel" w:date="2026-06-24T09:12:22Z" w:initials="LCC">
+  <w:comment w:id="1" w:author="LQ.AI Commercial counsel" w:date="2026-06-24T13:07:46Z" w:initials="LCC">
     <w:p>
       <w:pPr>
         <w:pStyle w:val="CommentText"/>
@@ -473,11 +661,11 @@
         <w:annotationRef/>
       </w:r>
       <w:r>
-        <w:t>Ensures that the indirect and consequential damages exclusion does not protect the Vendor from the most critical liabilities — indemnity, confidentiality breaches, IP infringement, and gross negligence.</w:t>
+        <w:t>Makes the consequential-damages waiver reciprocal so both parties share the same exclusion; the original only shielded the Vendor, which was one-sided and unfair to the Customer.</w:t>
       </w:r>
     </w:p>
   </w:comment>
-  <w:comment w:id="2" w:author="LQ.AI Commercial counsel" w:date="2026-06-24T09:12:22Z" w:initials="LCC">
+  <w:comment w:id="2" w:author="LQ.AI Commercial counsel" w:date="2026-06-24T13:07:46Z" w:initials="LCC">
     <w:p>
       <w:pPr>
         <w:pStyle w:val="CommentText"/>
@@ -489,11 +677,11 @@
         <w:annotationRef/>
       </w:r>
       <w:r>
-        <w:t>Makes the indirect and consequential damages exclusion reciprocal rather than one-sided, so both parties equally bear the risk of consequential losses.</w:t>
+        <w:t>A one-month cap is inadequate for enterprise SaaS; twelve months is standard. Carving out indemnification, confidentiality, IP infringement, and gross negligence protects the Customer's most critical exposures from the cap.</w:t>
       </w:r>
     </w:p>
   </w:comment>
-  <w:comment w:id="3" w:author="LQ.AI Commercial counsel" w:date="2026-06-24T09:12:22Z" w:initials="LCC">
+  <w:comment w:id="3" w:author="LQ.AI Commercial counsel" w:date="2026-06-24T13:07:46Z" w:initials="LCC">
     <w:p>
       <w:pPr>
         <w:pStyle w:val="CommentText"/>
@@ -505,11 +693,11 @@
         <w:annotationRef/>
       </w:r>
       <w:r>
-        <w:t>Carves out the highest-risk heads of loss — indemnification, confidentiality, IP infringement, and gross negligence — from the liability cap, consistent with standard commercial practice.</w:t>
+        <w:t>Makes the indemnity reciprocal and adds Vendor IP indemnity coverage, standard for SaaS agreements where the Customer relies on the Vendor's technology.</w:t>
       </w:r>
     </w:p>
   </w:comment>
-  <w:comment w:id="4" w:author="LQ.AI Commercial counsel" w:date="2026-06-24T09:12:22Z" w:initials="LCC">
+  <w:comment w:id="4" w:author="LQ.AI Commercial counsel" w:date="2026-06-24T13:07:46Z" w:initials="LCC">
     <w:p>
       <w:pPr>
         <w:pStyle w:val="CommentText"/>
@@ -521,11 +709,11 @@
         <w:annotationRef/>
       </w:r>
       <w:r>
-        <w:t>One month of fees is an insufficient cap given the contract value and potential loss exposure; twelve months of fees is the market standard for enterprise SaaS agreements.</w:t>
+        <w:t>Adds mutual authority and Vendor non-infringement warranties, and carves non-infringement out of the disclaimer since the Customer relies on the Vendor's IP.</w:t>
       </w:r>
     </w:p>
   </w:comment>
-  <w:comment w:id="5" w:author="LQ.AI Commercial counsel" w:date="2026-06-24T09:12:22Z" w:initials="LCC">
+  <w:comment w:id="5" w:author="LQ.AI Commercial counsel" w:date="2026-06-24T13:07:46Z" w:initials="LCC">
     <w:p>
       <w:pPr>
         <w:pStyle w:val="CommentText"/>
@@ -537,11 +725,11 @@
         <w:annotationRef/>
       </w:r>
       <w:r>
-        <w:t>Narrows the indemnity trigger to the indemnifying party's own breach and adds a reciprocal Vendor IP infringement indemnity, which is a critical protection for any SaaS customer.</w:t>
+        <w:t>A perpetual, irrevocable license for any purpose gives the Vendor excessive rights over Customer Data; the license should be limited to the term and to providing the Services.</w:t>
       </w:r>
     </w:p>
   </w:comment>
-  <w:comment w:id="6" w:author="LQ.AI Commercial counsel" w:date="2026-06-24T09:12:22Z" w:initials="LCC">
+  <w:comment w:id="6" w:author="LQ.AI Commercial counsel" w:date="2026-06-24T13:07:46Z" w:initials="LCC">
     <w:p>
       <w:pPr>
         <w:pStyle w:val="CommentText"/>
@@ -553,11 +741,11 @@
         <w:annotationRef/>
       </w:r>
       <w:r>
-        <w:t>Reflects the reciprocal structure of the indemnity by changing the protected party from Vendor-only to the other party, completing the mutualisation.</w:t>
+        <w:t>An assignment of feedback is overly broad; a non-exclusive license protects the Customer's right to use its own suggestions elsewhere while allowing the Vendor to benefit. This is a genuine re-write because the legal mechanism changes from an assignment (ownership transfer) to a licence (permission to use) — the entire operative language must be replaced.</w:t>
       </w:r>
     </w:p>
   </w:comment>
-  <w:comment w:id="7" w:author="LQ.AI Commercial counsel" w:date="2026-06-24T09:12:22Z" w:initials="LCC">
+  <w:comment w:id="7" w:author="LQ.AI Commercial counsel" w:date="2026-06-24T13:07:46Z" w:initials="LCC">
     <w:p>
       <w:pPr>
         <w:pStyle w:val="CommentText"/>
@@ -569,11 +757,11 @@
         <w:annotationRef/>
       </w:r>
       <w:r>
-        <w:t>Mutualises the one-sided indemnity so that each party bears responsibility for losses caused by its own breach rather than placing all risk on the Customer alone.</w:t>
+        <w:t>The Customer pays for deliverables and configuration work; resulting IP should belong to the Customer, not the Vendor.</w:t>
       </w:r>
     </w:p>
   </w:comment>
-  <w:comment w:id="8" w:author="LQ.AI Commercial counsel" w:date="2026-06-24T09:12:22Z" w:initials="LCC">
+  <w:comment w:id="8" w:author="LQ.AI Commercial counsel" w:date="2026-06-24T13:07:46Z" w:initials="LCC">
     <w:p>
       <w:pPr>
         <w:pStyle w:val="CommentText"/>
@@ -585,11 +773,11 @@
         <w:annotationRef/>
       </w:r>
       <w:r>
-        <w:t>Adds fundamental mutual authority-to-contract warranties and a Vendor service-conformance warranty; removes non-infringement from the disclaimer because the Vendor must not disclaim that its own services may infringe third-party rights.</w:t>
+        <w:t>Gives the Customer flexibility to exit a service that no longer meets its needs, and adds standard mutual termination-for-cause rights absent from the current draft.</w:t>
       </w:r>
     </w:p>
   </w:comment>
-  <w:comment w:id="9" w:author="LQ.AI Commercial counsel" w:date="2026-06-24T09:12:22Z" w:initials="LCC">
+  <w:comment w:id="9" w:author="LQ.AI Commercial counsel" w:date="2026-06-24T13:07:46Z" w:initials="LCC">
     <w:p>
       <w:pPr>
         <w:pStyle w:val="CommentText"/>
@@ -601,11 +789,11 @@
         <w:annotationRef/>
       </w:r>
       <w:r>
-        <w:t>Limits Vendor's use of Customer Data strictly to providing the Services; removes the perpetual term and unrestricted data-use and product-improvement rights that would give Vendor a permanent, unlimited asset from Customer's data.</w:t>
+        <w:t>Reduces the renewal commitment from three years to one year and shortens the non-renewal notice period, giving the Customer greater flexibility.</w:t>
       </w:r>
     </w:p>
   </w:comment>
-  <w:comment w:id="10" w:author="LQ.AI Commercial counsel" w:date="2026-06-24T09:12:22Z" w:initials="LCC">
+  <w:comment w:id="10" w:author="LQ.AI Commercial counsel" w:date="2026-06-24T13:07:46Z" w:initials="LCC">
     <w:p>
       <w:pPr>
         <w:pStyle w:val="CommentText"/>
@@ -617,11 +805,11 @@
         <w:annotationRef/>
       </w:r>
       <w:r>
-        <w:t>Converts an outright assignment of Customer's intellectual property rights in feedback to a non-exclusive license, preserving Customer's ownership of its own ideas and suggestions. The original sentence is only 16 words and the entire concept (assignment to license) must change; no smaller edit achieves the protection without rewriting the core obligation.</w:t>
+        <w:t>Prevents mid-term price increases so the Customer can budget predictably; increases only apply at renewal with adequate notice.</w:t>
       </w:r>
     </w:p>
   </w:comment>
-  <w:comment w:id="11" w:author="LQ.AI Commercial counsel" w:date="2026-06-24T09:12:22Z" w:initials="LCC">
+  <w:comment w:id="11" w:author="LQ.AI Commercial counsel" w:date="2026-06-24T13:07:46Z" w:initials="LCC">
     <w:p>
       <w:pPr>
         <w:pStyle w:val="CommentText"/>
@@ -633,87 +821,7 @@
         <w:annotationRef/>
       </w:r>
       <w:r>
-        <w:t>Protects Customer's ownership of custom work product and configurations it pays for, and prevents Customer Data from being absorbed into Vendor's platform intellectual property.</w:t>
-      </w:r>
-    </w:p>
-  </w:comment>
-  <w:comment w:id="12" w:author="LQ.AI Commercial counsel" w:date="2026-06-24T09:12:22Z" w:initials="LCC">
-    <w:p>
-      <w:pPr>
-        <w:pStyle w:val="CommentText"/>
-      </w:pPr>
-      <w:r>
-        <w:rPr>
-          <w:rStyle w:val="CommentReference"/>
-        </w:rPr>
-        <w:annotationRef/>
-      </w:r>
-      <w:r>
-        <w:t>Adds mutual termination for convenience with a proportionate refund for prepaid fees and mutual termination for material breach with cure period — essential flexibility and protections entirely absent from the original. The original sentence is only 7 words and the entire concept must change; no smaller edit can introduce these protections.</w:t>
-      </w:r>
-    </w:p>
-  </w:comment>
-  <w:comment w:id="13" w:author="LQ.AI Commercial counsel" w:date="2026-06-24T09:12:22Z" w:initials="LCC">
-    <w:p>
-      <w:pPr>
-        <w:pStyle w:val="CommentText"/>
-      </w:pPr>
-      <w:r>
-        <w:rPr>
-          <w:rStyle w:val="CommentReference"/>
-        </w:rPr>
-        <w:annotationRef/>
-      </w:r>
-      <w:r>
-        <w:t>Converts the one-sided Customer-only opt-out to a mutual notice right and shortens the notice period to the market-standard sixty days.</w:t>
-      </w:r>
-    </w:p>
-  </w:comment>
-  <w:comment w:id="14" w:author="LQ.AI Commercial counsel" w:date="2026-06-24T09:12:22Z" w:initials="LCC">
-    <w:p>
-      <w:pPr>
-        <w:pStyle w:val="CommentText"/>
-      </w:pPr>
-      <w:r>
-        <w:rPr>
-          <w:rStyle w:val="CommentReference"/>
-        </w:rPr>
-        <w:annotationRef/>
-      </w:r>
-      <w:r>
-        <w:t>Prevents the Vendor from raising prices mid-term, which would trap the Customer in a multi-year commitment at unpredictable rates, and gives the Customer a termination right if increases are excessive.</w:t>
-      </w:r>
-    </w:p>
-  </w:comment>
-  <w:comment w:id="15" w:author="LQ.AI Commercial counsel" w:date="2026-06-24T09:12:22Z" w:initials="LCC">
-    <w:p>
-      <w:pPr>
-        <w:pStyle w:val="CommentText"/>
-      </w:pPr>
-      <w:r>
-        <w:rPr>
-          <w:rStyle w:val="CommentReference"/>
-        </w:rPr>
-        <w:annotationRef/>
-      </w:r>
-      <w:r>
-        <w:t>Preserves Customer's right to obtain refunds in circumstances where the Vendor breaches the Agreement or discontinues the Services, rather than having all fees irreversibly forfeited.</w:t>
-      </w:r>
-    </w:p>
-  </w:comment>
-  <w:comment w:id="16" w:author="LQ.AI Commercial counsel" w:date="2026-06-24T09:12:22Z" w:initials="LCC">
-    <w:p>
-      <w:pPr>
-        <w:pStyle w:val="CommentText"/>
-      </w:pPr>
-      <w:r>
-        <w:rPr>
-          <w:rStyle w:val="CommentReference"/>
-        </w:rPr>
-        <w:annotationRef/>
-      </w:r>
-      <w:r>
-        <w:t>Prevents Vendor from unilaterally discontinuing the Services or materially reducing core functionality without Customer consent and adequate advance notice, protecting the Customer's business operations.</w:t>
+        <w:t>Protects the Customer from forfeiting prepaid fees when termination is due to the Vendor's fault or election.</w:t>
       </w:r>
     </w:p>
   </w:comment>
@@ -722,64 +830,49 @@
 
 <file path=word/commentsExtended1.xml><?xml version="1.0" encoding="utf-8"?>
 <w15:commentsEx xmlns:w15="http://schemas.microsoft.com/office/word/2012/wordml">
-  <w15:commentEx w15:paraId="8CE1EC2C" w15:done="0"/>
-  <w15:commentEx w15:paraId="07C3A65F" w15:done="0"/>
-  <w15:commentEx w15:paraId="C03E88CF" w15:done="0"/>
-  <w15:commentEx w15:paraId="44365C33" w15:done="0"/>
-  <w15:commentEx w15:paraId="13892142" w15:done="0"/>
-  <w15:commentEx w15:paraId="8CCBBFEA" w15:done="0"/>
-  <w15:commentEx w15:paraId="4E38C209" w15:done="0"/>
-  <w15:commentEx w15:paraId="240FA580" w15:done="0"/>
-  <w15:commentEx w15:paraId="282EDF79" w15:done="0"/>
-  <w15:commentEx w15:paraId="DD827BCA" w15:done="0"/>
-  <w15:commentEx w15:paraId="1716BCAB" w15:done="0"/>
-  <w15:commentEx w15:paraId="12B7D2CF" w15:done="0"/>
-  <w15:commentEx w15:paraId="63C421BA" w15:done="0"/>
-  <w15:commentEx w15:paraId="B69FB7FA" w15:done="0"/>
-  <w15:commentEx w15:paraId="C279DD3F" w15:done="0"/>
-  <w15:commentEx w15:paraId="E8A6CB90" w15:done="0"/>
+  <w15:commentEx w15:paraId="C476A18E" w15:done="0"/>
+  <w15:commentEx w15:paraId="C30E9C2E" w15:done="0"/>
+  <w15:commentEx w15:paraId="ABA4A35A" w15:done="0"/>
+  <w15:commentEx w15:paraId="C9E19510" w15:done="0"/>
+  <w15:commentEx w15:paraId="4BA87C4D" w15:done="0"/>
+  <w15:commentEx w15:paraId="2D503355" w15:done="0"/>
+  <w15:commentEx w15:paraId="95C4A4C2" w15:done="0"/>
+  <w15:commentEx w15:paraId="81628735" w15:done="0"/>
+  <w15:commentEx w15:paraId="A0D01F36" w15:done="0"/>
+  <w15:commentEx w15:paraId="B86FA9FA" w15:done="0"/>
+  <w15:commentEx w15:paraId="076EE4BF" w15:done="0"/>
 </w15:commentsEx>
 </file>
 
 <file path=word/commentsExtensible1.xml><?xml version="1.0" encoding="utf-8"?>
 <w16cex:commentsExtensible xmlns:w16cex="http://schemas.microsoft.com/office/word/2018/wordml/cex">
-  <w16cex:commentExtensible w16cex:durableId="F3445017" w16cex:dateUtc="2026-06-24T09:12:22Z"/>
-  <w16cex:commentExtensible w16cex:durableId="231AE635" w16cex:dateUtc="2026-06-24T09:12:22Z"/>
-  <w16cex:commentExtensible w16cex:durableId="59011725" w16cex:dateUtc="2026-06-24T09:12:22Z"/>
-  <w16cex:commentExtensible w16cex:durableId="9C658089" w16cex:dateUtc="2026-06-24T09:12:22Z"/>
-  <w16cex:commentExtensible w16cex:durableId="F584E019" w16cex:dateUtc="2026-06-24T09:12:22Z"/>
-  <w16cex:commentExtensible w16cex:durableId="643305D4" w16cex:dateUtc="2026-06-24T09:12:22Z"/>
-  <w16cex:commentExtensible w16cex:durableId="03FD4D66" w16cex:dateUtc="2026-06-24T09:12:22Z"/>
-  <w16cex:commentExtensible w16cex:durableId="60EBF724" w16cex:dateUtc="2026-06-24T09:12:22Z"/>
-  <w16cex:commentExtensible w16cex:durableId="20D20519" w16cex:dateUtc="2026-06-24T09:12:22Z"/>
-  <w16cex:commentExtensible w16cex:durableId="5CD928A5" w16cex:dateUtc="2026-06-24T09:12:22Z"/>
-  <w16cex:commentExtensible w16cex:durableId="E0E91C41" w16cex:dateUtc="2026-06-24T09:12:22Z"/>
-  <w16cex:commentExtensible w16cex:durableId="9E26A3E2" w16cex:dateUtc="2026-06-24T09:12:22Z"/>
-  <w16cex:commentExtensible w16cex:durableId="386A5E0E" w16cex:dateUtc="2026-06-24T09:12:22Z"/>
-  <w16cex:commentExtensible w16cex:durableId="266E49AB" w16cex:dateUtc="2026-06-24T09:12:22Z"/>
-  <w16cex:commentExtensible w16cex:durableId="EAD9C855" w16cex:dateUtc="2026-06-24T09:12:22Z"/>
-  <w16cex:commentExtensible w16cex:durableId="FC705780" w16cex:dateUtc="2026-06-24T09:12:22Z"/>
+  <w16cex:commentExtensible w16cex:durableId="2714569C" w16cex:dateUtc="2026-06-24T13:07:46Z"/>
+  <w16cex:commentExtensible w16cex:durableId="7A8C0870" w16cex:dateUtc="2026-06-24T13:07:46Z"/>
+  <w16cex:commentExtensible w16cex:durableId="FD8FA633" w16cex:dateUtc="2026-06-24T13:07:46Z"/>
+  <w16cex:commentExtensible w16cex:durableId="118DA15D" w16cex:dateUtc="2026-06-24T13:07:46Z"/>
+  <w16cex:commentExtensible w16cex:durableId="38D432E0" w16cex:dateUtc="2026-06-24T13:07:46Z"/>
+  <w16cex:commentExtensible w16cex:durableId="794E7410" w16cex:dateUtc="2026-06-24T13:07:46Z"/>
+  <w16cex:commentExtensible w16cex:durableId="4F0521B9" w16cex:dateUtc="2026-06-24T13:07:46Z"/>
+  <w16cex:commentExtensible w16cex:durableId="10626723" w16cex:dateUtc="2026-06-24T13:07:46Z"/>
+  <w16cex:commentExtensible w16cex:durableId="AA7A4F9B" w16cex:dateUtc="2026-06-24T13:07:46Z"/>
+  <w16cex:commentExtensible w16cex:durableId="6628B2D7" w16cex:dateUtc="2026-06-24T13:07:46Z"/>
+  <w16cex:commentExtensible w16cex:durableId="5654D4C4" w16cex:dateUtc="2026-06-24T13:07:46Z"/>
 </w16cex:commentsExtensible>
 </file>
 
 <file path=word/commentsIds1.xml><?xml version="1.0" encoding="utf-8"?>
 <w16cid:commentsIds xmlns:w16cid="http://schemas.microsoft.com/office/word/2016/wordml/cid">
-  <w16cid:commentId w16cid:paraId="8CE1EC2C" w16cid:durableId="F3445017"/>
-  <w16cid:commentId w16cid:paraId="07C3A65F" w16cid:durableId="231AE635"/>
-  <w16cid:commentId w16cid:paraId="C03E88CF" w16cid:durableId="59011725"/>
-  <w16cid:commentId w16cid:paraId="44365C33" w16cid:durableId="9C658089"/>
-  <w16cid:commentId w16cid:paraId="13892142" w16cid:durableId="F584E019"/>
-  <w16cid:commentId w16cid:paraId="8CCBBFEA" w16cid:durableId="643305D4"/>
-  <w16cid:commentId w16cid:paraId="4E38C209" w16cid:durableId="03FD4D66"/>
-  <w16cid:commentId w16cid:paraId="240FA580" w16cid:durableId="60EBF724"/>
-  <w16cid:commentId w16cid:paraId="282EDF79" w16cid:durableId="20D20519"/>
-  <w16cid:commentId w16cid:paraId="DD827BCA" w16cid:durableId="5CD928A5"/>
-  <w16cid:commentId w16cid:paraId="1716BCAB" w16cid:durableId="E0E91C41"/>
-  <w16cid:commentId w16cid:paraId="12B7D2CF" w16cid:durableId="9E26A3E2"/>
-  <w16cid:commentId w16cid:paraId="63C421BA" w16cid:durableId="386A5E0E"/>
-  <w16cid:commentId w16cid:paraId="B69FB7FA" w16cid:durableId="266E49AB"/>
-  <w16cid:commentId w16cid:paraId="C279DD3F" w16cid:durableId="EAD9C855"/>
-  <w16cid:commentId w16cid:paraId="E8A6CB90" w16cid:durableId="FC705780"/>
+  <w16cid:commentId w16cid:paraId="C476A18E" w16cid:durableId="2714569C"/>
+  <w16cid:commentId w16cid:paraId="C30E9C2E" w16cid:durableId="7A8C0870"/>
+  <w16cid:commentId w16cid:paraId="ABA4A35A" w16cid:durableId="FD8FA633"/>
+  <w16cid:commentId w16cid:paraId="C9E19510" w16cid:durableId="118DA15D"/>
+  <w16cid:commentId w16cid:paraId="4BA87C4D" w16cid:durableId="38D432E0"/>
+  <w16cid:commentId w16cid:paraId="2D503355" w16cid:durableId="794E7410"/>
+  <w16cid:commentId w16cid:paraId="95C4A4C2" w16cid:durableId="4F0521B9"/>
+  <w16cid:commentId w16cid:paraId="81628735" w16cid:durableId="10626723"/>
+  <w16cid:commentId w16cid:paraId="A0D01F36" w16cid:durableId="AA7A4F9B"/>
+  <w16cid:commentId w16cid:paraId="B86FA9FA" w16cid:durableId="6628B2D7"/>
+  <w16cid:commentId w16cid:paraId="076EE4BF" w16cid:durableId="5654D4C4"/>
 </w16cid:commentsIds>
 </file>
 
